--- a/products/braze-proxy/gumroad-product-texts.docx
+++ b/products/braze-proxy/gumroad-product-texts.docx
@@ -15,12 +15,201 @@
     </w:p>
     <w:p>
       <w:r>
-        <w:t>This custom server-side Google Tag Manager (sGTM) client helps you deal with ad blockers and strict browser tracking restrictions by routing your Braze traffic through your own infrastructure.</w:t>
+        <w:t xml:space="preserve">This </w:t>
+      </w:r>
+      <w:proofErr w:type="spellStart"/>
+      <w:r>
+        <w:t>custom</w:t>
+      </w:r>
+      <w:proofErr w:type="spellEnd"/>
+      <w:r>
+        <w:t xml:space="preserve"> server-</w:t>
+      </w:r>
+      <w:proofErr w:type="spellStart"/>
+      <w:r>
+        <w:t>side</w:t>
+      </w:r>
+      <w:proofErr w:type="spellEnd"/>
+      <w:r>
+        <w:t xml:space="preserve"> Google Tag Manager (</w:t>
+      </w:r>
+      <w:proofErr w:type="spellStart"/>
+      <w:r>
+        <w:t>sGTM</w:t>
+      </w:r>
+      <w:proofErr w:type="spellEnd"/>
+      <w:r>
+        <w:t xml:space="preserve">) </w:t>
+      </w:r>
+      <w:proofErr w:type="spellStart"/>
+      <w:r>
+        <w:t>client</w:t>
+      </w:r>
+      <w:proofErr w:type="spellEnd"/>
+      <w:r>
+        <w:t xml:space="preserve"> </w:t>
+      </w:r>
+      <w:proofErr w:type="spellStart"/>
+      <w:r>
+        <w:t>helps</w:t>
+      </w:r>
+      <w:proofErr w:type="spellEnd"/>
+      <w:r>
+        <w:t xml:space="preserve"> </w:t>
+      </w:r>
+      <w:proofErr w:type="spellStart"/>
+      <w:r>
+        <w:t>you</w:t>
+      </w:r>
+      <w:proofErr w:type="spellEnd"/>
+      <w:r>
+        <w:t xml:space="preserve"> deal </w:t>
+      </w:r>
+      <w:proofErr w:type="spellStart"/>
+      <w:r>
+        <w:t>with</w:t>
+      </w:r>
+      <w:proofErr w:type="spellEnd"/>
+      <w:r>
+        <w:t xml:space="preserve"> ad </w:t>
+      </w:r>
+      <w:proofErr w:type="spellStart"/>
+      <w:r>
+        <w:t>blockers</w:t>
+      </w:r>
+      <w:proofErr w:type="spellEnd"/>
+      <w:r>
+        <w:t xml:space="preserve"> and </w:t>
+      </w:r>
+      <w:proofErr w:type="spellStart"/>
+      <w:r>
+        <w:t>strict</w:t>
+      </w:r>
+      <w:proofErr w:type="spellEnd"/>
+      <w:r>
+        <w:t xml:space="preserve"> </w:t>
+      </w:r>
+      <w:proofErr w:type="spellStart"/>
+      <w:r>
+        <w:t>browser</w:t>
+      </w:r>
+      <w:proofErr w:type="spellEnd"/>
+      <w:r>
+        <w:t xml:space="preserve"> </w:t>
+      </w:r>
+      <w:proofErr w:type="spellStart"/>
+      <w:r>
+        <w:t>tracking</w:t>
+      </w:r>
+      <w:proofErr w:type="spellEnd"/>
+      <w:r>
+        <w:t xml:space="preserve"> </w:t>
+      </w:r>
+      <w:proofErr w:type="spellStart"/>
+      <w:r>
+        <w:t>restrictions</w:t>
+      </w:r>
+      <w:proofErr w:type="spellEnd"/>
+      <w:r>
+        <w:t xml:space="preserve"> </w:t>
+      </w:r>
+      <w:proofErr w:type="spellStart"/>
+      <w:r>
+        <w:t>by</w:t>
+      </w:r>
+      <w:proofErr w:type="spellEnd"/>
+      <w:r>
+        <w:t xml:space="preserve"> </w:t>
+      </w:r>
+      <w:proofErr w:type="spellStart"/>
+      <w:r>
+        <w:t>routing</w:t>
+      </w:r>
+      <w:proofErr w:type="spellEnd"/>
+      <w:r>
+        <w:t xml:space="preserve"> </w:t>
+      </w:r>
+      <w:proofErr w:type="spellStart"/>
+      <w:r>
+        <w:t>your</w:t>
+      </w:r>
+      <w:proofErr w:type="spellEnd"/>
+      <w:r>
+        <w:t xml:space="preserve"> Braze </w:t>
+      </w:r>
+      <w:proofErr w:type="spellStart"/>
+      <w:r>
+        <w:t>traffic</w:t>
+      </w:r>
+      <w:proofErr w:type="spellEnd"/>
+      <w:r>
+        <w:t xml:space="preserve"> </w:t>
+      </w:r>
+      <w:proofErr w:type="spellStart"/>
+      <w:r>
+        <w:t>through</w:t>
+      </w:r>
+      <w:proofErr w:type="spellEnd"/>
+      <w:r>
+        <w:t xml:space="preserve"> </w:t>
+      </w:r>
+      <w:proofErr w:type="spellStart"/>
+      <w:r>
+        <w:t>your</w:t>
+      </w:r>
+      <w:proofErr w:type="spellEnd"/>
+      <w:r>
+        <w:t xml:space="preserve"> own </w:t>
+      </w:r>
+      <w:proofErr w:type="spellStart"/>
+      <w:r>
+        <w:t>infrastructure</w:t>
+      </w:r>
+      <w:proofErr w:type="spellEnd"/>
+      <w:r>
+        <w:t>.</w:t>
       </w:r>
     </w:p>
     <w:p>
-      <w:r>
-        <w:t xml:space="preserve">Instead of loading scripts from </w:t>
+      <w:proofErr w:type="spellStart"/>
+      <w:r>
+        <w:t>Instead</w:t>
+      </w:r>
+      <w:proofErr w:type="spellEnd"/>
+      <w:r>
+        <w:t xml:space="preserve"> </w:t>
+      </w:r>
+      <w:proofErr w:type="spellStart"/>
+      <w:r>
+        <w:t>of</w:t>
+      </w:r>
+      <w:proofErr w:type="spellEnd"/>
+      <w:r>
+        <w:t xml:space="preserve"> </w:t>
+      </w:r>
+      <w:proofErr w:type="spellStart"/>
+      <w:r>
+        <w:t>loading</w:t>
+      </w:r>
+      <w:proofErr w:type="spellEnd"/>
+      <w:r>
+        <w:t xml:space="preserve"> </w:t>
+      </w:r>
+      <w:proofErr w:type="spellStart"/>
+      <w:r>
+        <w:t>scripts</w:t>
+      </w:r>
+      <w:proofErr w:type="spellEnd"/>
+      <w:r>
+        <w:t xml:space="preserve"> </w:t>
+      </w:r>
+      <w:proofErr w:type="spellStart"/>
+      <w:r>
+        <w:t>from</w:t>
+      </w:r>
+      <w:proofErr w:type="spellEnd"/>
+      <w:r>
+        <w:t xml:space="preserve"> </w:t>
       </w:r>
       <w:hyperlink r:id="rId7" w:tgtFrame="_blank" w:history="1">
         <w:r>
@@ -31,7 +220,119 @@
         </w:r>
       </w:hyperlink>
       <w:r>
-        <w:t xml:space="preserve"> and sending data directly to third-party endpoints, this template proxies everything through your own tracking domain (e.g., data.yourdomain.com).</w:t>
+        <w:t xml:space="preserve"> and </w:t>
+      </w:r>
+      <w:proofErr w:type="spellStart"/>
+      <w:r>
+        <w:t>sending</w:t>
+      </w:r>
+      <w:proofErr w:type="spellEnd"/>
+      <w:r>
+        <w:t xml:space="preserve"> </w:t>
+      </w:r>
+      <w:proofErr w:type="spellStart"/>
+      <w:r>
+        <w:t>data</w:t>
+      </w:r>
+      <w:proofErr w:type="spellEnd"/>
+      <w:r>
+        <w:t xml:space="preserve"> </w:t>
+      </w:r>
+      <w:proofErr w:type="spellStart"/>
+      <w:r>
+        <w:t>directly</w:t>
+      </w:r>
+      <w:proofErr w:type="spellEnd"/>
+      <w:r>
+        <w:t xml:space="preserve"> </w:t>
+      </w:r>
+      <w:proofErr w:type="spellStart"/>
+      <w:r>
+        <w:t>to</w:t>
+      </w:r>
+      <w:proofErr w:type="spellEnd"/>
+      <w:r>
+        <w:t xml:space="preserve"> </w:t>
+      </w:r>
+      <w:proofErr w:type="spellStart"/>
+      <w:r>
+        <w:t>third</w:t>
+      </w:r>
+      <w:proofErr w:type="spellEnd"/>
+      <w:r>
+        <w:t xml:space="preserve">-party </w:t>
+      </w:r>
+      <w:proofErr w:type="spellStart"/>
+      <w:r>
+        <w:t>endpoints</w:t>
+      </w:r>
+      <w:proofErr w:type="spellEnd"/>
+      <w:r>
+        <w:t xml:space="preserve">, </w:t>
+      </w:r>
+      <w:proofErr w:type="spellStart"/>
+      <w:r>
+        <w:t>this</w:t>
+      </w:r>
+      <w:proofErr w:type="spellEnd"/>
+      <w:r>
+        <w:t xml:space="preserve"> </w:t>
+      </w:r>
+      <w:proofErr w:type="spellStart"/>
+      <w:r>
+        <w:t>template</w:t>
+      </w:r>
+      <w:proofErr w:type="spellEnd"/>
+      <w:r>
+        <w:t xml:space="preserve"> </w:t>
+      </w:r>
+      <w:proofErr w:type="spellStart"/>
+      <w:r>
+        <w:t>proxies</w:t>
+      </w:r>
+      <w:proofErr w:type="spellEnd"/>
+      <w:r>
+        <w:t xml:space="preserve"> </w:t>
+      </w:r>
+      <w:proofErr w:type="spellStart"/>
+      <w:r>
+        <w:t>everything</w:t>
+      </w:r>
+      <w:proofErr w:type="spellEnd"/>
+      <w:r>
+        <w:t xml:space="preserve"> </w:t>
+      </w:r>
+      <w:proofErr w:type="spellStart"/>
+      <w:r>
+        <w:t>through</w:t>
+      </w:r>
+      <w:proofErr w:type="spellEnd"/>
+      <w:r>
+        <w:t xml:space="preserve"> </w:t>
+      </w:r>
+      <w:proofErr w:type="spellStart"/>
+      <w:r>
+        <w:t>your</w:t>
+      </w:r>
+      <w:proofErr w:type="spellEnd"/>
+      <w:r>
+        <w:t xml:space="preserve"> own </w:t>
+      </w:r>
+      <w:proofErr w:type="spellStart"/>
+      <w:r>
+        <w:t>tracking</w:t>
+      </w:r>
+      <w:proofErr w:type="spellEnd"/>
+      <w:r>
+        <w:t xml:space="preserve"> </w:t>
+      </w:r>
+      <w:proofErr w:type="spellStart"/>
+      <w:r>
+        <w:t>domain</w:t>
+      </w:r>
+      <w:proofErr w:type="spellEnd"/>
+      <w:r>
+        <w:t xml:space="preserve"> (e.g., data.yourdomain.com).</w:t>
       </w:r>
     </w:p>
     <w:p>
@@ -59,7 +360,95 @@
         <w:t>Early Bird Offer:</w:t>
       </w:r>
       <w:r>
-        <w:t xml:space="preserve"> The first 5 buyers get €50 off! Use the following code at checkout to get the template for just </w:t>
+        <w:t xml:space="preserve"> The </w:t>
+      </w:r>
+      <w:proofErr w:type="spellStart"/>
+      <w:r>
+        <w:t>first</w:t>
+      </w:r>
+      <w:proofErr w:type="spellEnd"/>
+      <w:r>
+        <w:t xml:space="preserve"> 5 </w:t>
+      </w:r>
+      <w:proofErr w:type="spellStart"/>
+      <w:r>
+        <w:t>buyers</w:t>
+      </w:r>
+      <w:proofErr w:type="spellEnd"/>
+      <w:r>
+        <w:t xml:space="preserve"> </w:t>
+      </w:r>
+      <w:proofErr w:type="spellStart"/>
+      <w:r>
+        <w:t>get</w:t>
+      </w:r>
+      <w:proofErr w:type="spellEnd"/>
+      <w:r>
+        <w:t xml:space="preserve"> €50 off! Use </w:t>
+      </w:r>
+      <w:proofErr w:type="spellStart"/>
+      <w:r>
+        <w:t>the</w:t>
+      </w:r>
+      <w:proofErr w:type="spellEnd"/>
+      <w:r>
+        <w:t xml:space="preserve"> </w:t>
+      </w:r>
+      <w:proofErr w:type="spellStart"/>
+      <w:r>
+        <w:t>following</w:t>
+      </w:r>
+      <w:proofErr w:type="spellEnd"/>
+      <w:r>
+        <w:t xml:space="preserve"> code at </w:t>
+      </w:r>
+      <w:proofErr w:type="spellStart"/>
+      <w:r>
+        <w:t>checkout</w:t>
+      </w:r>
+      <w:proofErr w:type="spellEnd"/>
+      <w:r>
+        <w:t xml:space="preserve"> </w:t>
+      </w:r>
+      <w:proofErr w:type="spellStart"/>
+      <w:r>
+        <w:t>to</w:t>
+      </w:r>
+      <w:proofErr w:type="spellEnd"/>
+      <w:r>
+        <w:t xml:space="preserve"> </w:t>
+      </w:r>
+      <w:proofErr w:type="spellStart"/>
+      <w:r>
+        <w:t>get</w:t>
+      </w:r>
+      <w:proofErr w:type="spellEnd"/>
+      <w:r>
+        <w:t xml:space="preserve"> </w:t>
+      </w:r>
+      <w:proofErr w:type="spellStart"/>
+      <w:r>
+        <w:t>the</w:t>
+      </w:r>
+      <w:proofErr w:type="spellEnd"/>
+      <w:r>
+        <w:t xml:space="preserve"> </w:t>
+      </w:r>
+      <w:proofErr w:type="spellStart"/>
+      <w:r>
+        <w:t>template</w:t>
+      </w:r>
+      <w:proofErr w:type="spellEnd"/>
+      <w:r>
+        <w:t xml:space="preserve"> </w:t>
+      </w:r>
+      <w:proofErr w:type="spellStart"/>
+      <w:r>
+        <w:t>for</w:t>
+      </w:r>
+      <w:proofErr w:type="spellEnd"/>
+      <w:r>
+        <w:t xml:space="preserve"> just </w:t>
       </w:r>
       <w:r>
         <w:rPr>
@@ -69,7 +458,15 @@
         <w:t>€149</w:t>
       </w:r>
       <w:r>
-        <w:t xml:space="preserve"> (Regular price: €199):</w:t>
+        <w:t xml:space="preserve"> (Regular </w:t>
+      </w:r>
+      <w:proofErr w:type="spellStart"/>
+      <w:r>
+        <w:t>price</w:t>
+      </w:r>
+      <w:proofErr w:type="spellEnd"/>
+      <w:r>
+        <w:t>: €199):</w:t>
       </w:r>
     </w:p>
     <w:p>
@@ -104,8 +501,49 @@
           <w:b/>
           <w:bCs/>
         </w:rPr>
-        <w:t xml:space="preserve"> What it does</w:t>
-      </w:r>
+        <w:t xml:space="preserve"> </w:t>
+      </w:r>
+      <w:proofErr w:type="spellStart"/>
+      <w:r>
+        <w:rPr>
+          <w:b/>
+          <w:bCs/>
+        </w:rPr>
+        <w:t>What</w:t>
+      </w:r>
+      <w:proofErr w:type="spellEnd"/>
+      <w:r>
+        <w:rPr>
+          <w:b/>
+          <w:bCs/>
+        </w:rPr>
+        <w:t xml:space="preserve"> </w:t>
+      </w:r>
+      <w:proofErr w:type="spellStart"/>
+      <w:r>
+        <w:rPr>
+          <w:b/>
+          <w:bCs/>
+        </w:rPr>
+        <w:t>it</w:t>
+      </w:r>
+      <w:proofErr w:type="spellEnd"/>
+      <w:r>
+        <w:rPr>
+          <w:b/>
+          <w:bCs/>
+        </w:rPr>
+        <w:t xml:space="preserve"> </w:t>
+      </w:r>
+      <w:proofErr w:type="spellStart"/>
+      <w:r>
+        <w:rPr>
+          <w:b/>
+          <w:bCs/>
+        </w:rPr>
+        <w:t>does</w:t>
+      </w:r>
+      <w:proofErr w:type="spellEnd"/>
     </w:p>
     <w:p>
       <w:pPr>
@@ -119,10 +557,98 @@
           <w:b/>
           <w:bCs/>
         </w:rPr>
-        <w:t>SDK Delivery:</w:t>
-      </w:r>
-      <w:r>
-        <w:t xml:space="preserve"> Serves braze.min.js (and its .map file) directly from your sGTM container.</w:t>
+        <w:t xml:space="preserve">SDK </w:t>
+      </w:r>
+      <w:proofErr w:type="spellStart"/>
+      <w:r>
+        <w:rPr>
+          <w:b/>
+          <w:bCs/>
+        </w:rPr>
+        <w:t>Delivery</w:t>
+      </w:r>
+      <w:proofErr w:type="spellEnd"/>
+      <w:r>
+        <w:rPr>
+          <w:b/>
+          <w:bCs/>
+        </w:rPr>
+        <w:t>:</w:t>
+      </w:r>
+      <w:r>
+        <w:t xml:space="preserve"> </w:t>
+      </w:r>
+      <w:proofErr w:type="spellStart"/>
+      <w:r>
+        <w:t>Serves</w:t>
+      </w:r>
+      <w:proofErr w:type="spellEnd"/>
+      <w:r>
+        <w:t xml:space="preserve"> braze.min.js (and </w:t>
+      </w:r>
+      <w:proofErr w:type="spellStart"/>
+      <w:r>
+        <w:t>its</w:t>
+      </w:r>
+      <w:proofErr w:type="spellEnd"/>
+      <w:r>
+        <w:t xml:space="preserve"> .</w:t>
+      </w:r>
+      <w:proofErr w:type="spellStart"/>
+      <w:r>
+        <w:t>map</w:t>
+      </w:r>
+      <w:proofErr w:type="spellEnd"/>
+      <w:r>
+        <w:t xml:space="preserve"> </w:t>
+      </w:r>
+      <w:proofErr w:type="spellStart"/>
+      <w:r>
+        <w:t>file</w:t>
+      </w:r>
+      <w:proofErr w:type="spellEnd"/>
+      <w:r>
+        <w:t xml:space="preserve">) </w:t>
+      </w:r>
+      <w:proofErr w:type="spellStart"/>
+      <w:r>
+        <w:t>directly</w:t>
+      </w:r>
+      <w:proofErr w:type="spellEnd"/>
+      <w:r>
+        <w:t xml:space="preserve"> </w:t>
+      </w:r>
+      <w:proofErr w:type="spellStart"/>
+      <w:r>
+        <w:t>from</w:t>
+      </w:r>
+      <w:proofErr w:type="spellEnd"/>
+      <w:r>
+        <w:t xml:space="preserve"> </w:t>
+      </w:r>
+      <w:proofErr w:type="spellStart"/>
+      <w:r>
+        <w:t>your</w:t>
+      </w:r>
+      <w:proofErr w:type="spellEnd"/>
+      <w:r>
+        <w:t xml:space="preserve"> </w:t>
+      </w:r>
+      <w:proofErr w:type="spellStart"/>
+      <w:r>
+        <w:t>sGTM</w:t>
+      </w:r>
+      <w:proofErr w:type="spellEnd"/>
+      <w:r>
+        <w:t xml:space="preserve"> </w:t>
+      </w:r>
+      <w:proofErr w:type="spellStart"/>
+      <w:r>
+        <w:t>container</w:t>
+      </w:r>
+      <w:proofErr w:type="spellEnd"/>
+      <w:r>
+        <w:t>.</w:t>
       </w:r>
     </w:p>
     <w:p>
@@ -137,10 +663,114 @@
           <w:b/>
           <w:bCs/>
         </w:rPr>
-        <w:t>API Proxying:</w:t>
-      </w:r>
-      <w:r>
-        <w:t xml:space="preserve"> Forwards /api/v3/ tracking requests, sessions, in-app messages, content cards, and feature flags to your Braze endpoint.</w:t>
+        <w:t xml:space="preserve">API </w:t>
+      </w:r>
+      <w:proofErr w:type="spellStart"/>
+      <w:r>
+        <w:rPr>
+          <w:b/>
+          <w:bCs/>
+        </w:rPr>
+        <w:t>Proxying</w:t>
+      </w:r>
+      <w:proofErr w:type="spellEnd"/>
+      <w:r>
+        <w:rPr>
+          <w:b/>
+          <w:bCs/>
+        </w:rPr>
+        <w:t>:</w:t>
+      </w:r>
+      <w:r>
+        <w:t xml:space="preserve"> Forwards /</w:t>
+      </w:r>
+      <w:proofErr w:type="spellStart"/>
+      <w:r>
+        <w:t>api</w:t>
+      </w:r>
+      <w:proofErr w:type="spellEnd"/>
+      <w:r>
+        <w:t xml:space="preserve">/v3/ </w:t>
+      </w:r>
+      <w:proofErr w:type="spellStart"/>
+      <w:r>
+        <w:t>tracking</w:t>
+      </w:r>
+      <w:proofErr w:type="spellEnd"/>
+      <w:r>
+        <w:t xml:space="preserve"> </w:t>
+      </w:r>
+      <w:proofErr w:type="spellStart"/>
+      <w:r>
+        <w:t>requests</w:t>
+      </w:r>
+      <w:proofErr w:type="spellEnd"/>
+      <w:r>
+        <w:t xml:space="preserve">, </w:t>
+      </w:r>
+      <w:proofErr w:type="spellStart"/>
+      <w:r>
+        <w:t>sessions</w:t>
+      </w:r>
+      <w:proofErr w:type="spellEnd"/>
+      <w:r>
+        <w:t xml:space="preserve">, in-app </w:t>
+      </w:r>
+      <w:proofErr w:type="spellStart"/>
+      <w:r>
+        <w:t>messages</w:t>
+      </w:r>
+      <w:proofErr w:type="spellEnd"/>
+      <w:r>
+        <w:t xml:space="preserve">, </w:t>
+      </w:r>
+      <w:proofErr w:type="spellStart"/>
+      <w:r>
+        <w:t>content</w:t>
+      </w:r>
+      <w:proofErr w:type="spellEnd"/>
+      <w:r>
+        <w:t xml:space="preserve"> </w:t>
+      </w:r>
+      <w:proofErr w:type="spellStart"/>
+      <w:r>
+        <w:t>cards</w:t>
+      </w:r>
+      <w:proofErr w:type="spellEnd"/>
+      <w:r>
+        <w:t xml:space="preserve">, and feature </w:t>
+      </w:r>
+      <w:proofErr w:type="spellStart"/>
+      <w:r>
+        <w:t>flags</w:t>
+      </w:r>
+      <w:proofErr w:type="spellEnd"/>
+      <w:r>
+        <w:t xml:space="preserve"> </w:t>
+      </w:r>
+      <w:proofErr w:type="spellStart"/>
+      <w:r>
+        <w:t>to</w:t>
+      </w:r>
+      <w:proofErr w:type="spellEnd"/>
+      <w:r>
+        <w:t xml:space="preserve"> </w:t>
+      </w:r>
+      <w:proofErr w:type="spellStart"/>
+      <w:r>
+        <w:t>your</w:t>
+      </w:r>
+      <w:proofErr w:type="spellEnd"/>
+      <w:r>
+        <w:t xml:space="preserve"> Braze </w:t>
+      </w:r>
+      <w:proofErr w:type="spellStart"/>
+      <w:r>
+        <w:t>endpoint</w:t>
+      </w:r>
+      <w:proofErr w:type="spellEnd"/>
+      <w:r>
+        <w:t>.</w:t>
       </w:r>
     </w:p>
     <w:p>
@@ -158,7 +788,95 @@
         <w:t>Access Control:</w:t>
       </w:r>
       <w:r>
-        <w:t xml:space="preserve"> Includes optional allowlisting for specific website origins and Braze API keys to prevent unauthorized endpoint abuse.</w:t>
+        <w:t xml:space="preserve"> Includes optional </w:t>
+      </w:r>
+      <w:proofErr w:type="spellStart"/>
+      <w:r>
+        <w:t>allowlisting</w:t>
+      </w:r>
+      <w:proofErr w:type="spellEnd"/>
+      <w:r>
+        <w:t xml:space="preserve"> </w:t>
+      </w:r>
+      <w:proofErr w:type="spellStart"/>
+      <w:r>
+        <w:t>for</w:t>
+      </w:r>
+      <w:proofErr w:type="spellEnd"/>
+      <w:r>
+        <w:t xml:space="preserve"> </w:t>
+      </w:r>
+      <w:proofErr w:type="spellStart"/>
+      <w:r>
+        <w:t>specific</w:t>
+      </w:r>
+      <w:proofErr w:type="spellEnd"/>
+      <w:r>
+        <w:t xml:space="preserve"> </w:t>
+      </w:r>
+      <w:proofErr w:type="spellStart"/>
+      <w:r>
+        <w:t>website</w:t>
+      </w:r>
+      <w:proofErr w:type="spellEnd"/>
+      <w:r>
+        <w:t xml:space="preserve"> </w:t>
+      </w:r>
+      <w:proofErr w:type="spellStart"/>
+      <w:r>
+        <w:t>origins</w:t>
+      </w:r>
+      <w:proofErr w:type="spellEnd"/>
+      <w:r>
+        <w:t xml:space="preserve"> and Braze API </w:t>
+      </w:r>
+      <w:proofErr w:type="spellStart"/>
+      <w:r>
+        <w:t>keys</w:t>
+      </w:r>
+      <w:proofErr w:type="spellEnd"/>
+      <w:r>
+        <w:t xml:space="preserve"> </w:t>
+      </w:r>
+      <w:proofErr w:type="spellStart"/>
+      <w:r>
+        <w:t>to</w:t>
+      </w:r>
+      <w:proofErr w:type="spellEnd"/>
+      <w:r>
+        <w:t xml:space="preserve"> </w:t>
+      </w:r>
+      <w:proofErr w:type="spellStart"/>
+      <w:r>
+        <w:t>prevent</w:t>
+      </w:r>
+      <w:proofErr w:type="spellEnd"/>
+      <w:r>
+        <w:t xml:space="preserve"> </w:t>
+      </w:r>
+      <w:proofErr w:type="spellStart"/>
+      <w:r>
+        <w:t>unauthorized</w:t>
+      </w:r>
+      <w:proofErr w:type="spellEnd"/>
+      <w:r>
+        <w:t xml:space="preserve"> </w:t>
+      </w:r>
+      <w:proofErr w:type="spellStart"/>
+      <w:r>
+        <w:t>endpoint</w:t>
+      </w:r>
+      <w:proofErr w:type="spellEnd"/>
+      <w:r>
+        <w:t xml:space="preserve"> </w:t>
+      </w:r>
+      <w:proofErr w:type="spellStart"/>
+      <w:r>
+        <w:t>abuse</w:t>
+      </w:r>
+      <w:proofErr w:type="spellEnd"/>
+      <w:r>
+        <w:t>.</w:t>
       </w:r>
     </w:p>
     <w:p>
@@ -176,7 +894,71 @@
         <w:t>Request Handling:</w:t>
       </w:r>
       <w:r>
-        <w:t xml:space="preserve"> Automatically manages CORS, preflight (OPTIONS) requests, and passes through all standard Braze headers.</w:t>
+        <w:t xml:space="preserve"> </w:t>
+      </w:r>
+      <w:proofErr w:type="spellStart"/>
+      <w:r>
+        <w:t>Automatically</w:t>
+      </w:r>
+      <w:proofErr w:type="spellEnd"/>
+      <w:r>
+        <w:t xml:space="preserve"> </w:t>
+      </w:r>
+      <w:proofErr w:type="spellStart"/>
+      <w:r>
+        <w:t>manages</w:t>
+      </w:r>
+      <w:proofErr w:type="spellEnd"/>
+      <w:r>
+        <w:t xml:space="preserve"> CORS, </w:t>
+      </w:r>
+      <w:proofErr w:type="spellStart"/>
+      <w:r>
+        <w:t>preflight</w:t>
+      </w:r>
+      <w:proofErr w:type="spellEnd"/>
+      <w:r>
+        <w:t xml:space="preserve"> (OPTIONS) </w:t>
+      </w:r>
+      <w:proofErr w:type="spellStart"/>
+      <w:r>
+        <w:t>requests</w:t>
+      </w:r>
+      <w:proofErr w:type="spellEnd"/>
+      <w:r>
+        <w:t xml:space="preserve">, and </w:t>
+      </w:r>
+      <w:proofErr w:type="spellStart"/>
+      <w:r>
+        <w:t>passes</w:t>
+      </w:r>
+      <w:proofErr w:type="spellEnd"/>
+      <w:r>
+        <w:t xml:space="preserve"> </w:t>
+      </w:r>
+      <w:proofErr w:type="spellStart"/>
+      <w:r>
+        <w:t>through</w:t>
+      </w:r>
+      <w:proofErr w:type="spellEnd"/>
+      <w:r>
+        <w:t xml:space="preserve"> all </w:t>
+      </w:r>
+      <w:proofErr w:type="spellStart"/>
+      <w:r>
+        <w:t>standard</w:t>
+      </w:r>
+      <w:proofErr w:type="spellEnd"/>
+      <w:r>
+        <w:t xml:space="preserve"> Braze </w:t>
+      </w:r>
+      <w:proofErr w:type="spellStart"/>
+      <w:r>
+        <w:t>headers</w:t>
+      </w:r>
+      <w:proofErr w:type="spellEnd"/>
+      <w:r>
+        <w:t>.</w:t>
       </w:r>
     </w:p>
     <w:p/>
@@ -194,12 +976,284 @@
           <w:b/>
           <w:bCs/>
         </w:rPr>
-        <w:t xml:space="preserve"> What you get &amp; Product State</w:t>
+        <w:t xml:space="preserve"> </w:t>
+      </w:r>
+      <w:proofErr w:type="spellStart"/>
+      <w:r>
+        <w:rPr>
+          <w:b/>
+          <w:bCs/>
+        </w:rPr>
+        <w:t>What</w:t>
+      </w:r>
+      <w:proofErr w:type="spellEnd"/>
+      <w:r>
+        <w:rPr>
+          <w:b/>
+          <w:bCs/>
+        </w:rPr>
+        <w:t xml:space="preserve"> </w:t>
+      </w:r>
+      <w:proofErr w:type="spellStart"/>
+      <w:r>
+        <w:rPr>
+          <w:b/>
+          <w:bCs/>
+        </w:rPr>
+        <w:t>you</w:t>
+      </w:r>
+      <w:proofErr w:type="spellEnd"/>
+      <w:r>
+        <w:rPr>
+          <w:b/>
+          <w:bCs/>
+        </w:rPr>
+        <w:t xml:space="preserve"> </w:t>
+      </w:r>
+      <w:proofErr w:type="spellStart"/>
+      <w:r>
+        <w:rPr>
+          <w:b/>
+          <w:bCs/>
+        </w:rPr>
+        <w:t>get</w:t>
+      </w:r>
+      <w:proofErr w:type="spellEnd"/>
+      <w:r>
+        <w:rPr>
+          <w:b/>
+          <w:bCs/>
+        </w:rPr>
+        <w:t xml:space="preserve"> &amp; </w:t>
+      </w:r>
+      <w:proofErr w:type="spellStart"/>
+      <w:r>
+        <w:rPr>
+          <w:b/>
+          <w:bCs/>
+        </w:rPr>
+        <w:t>Product</w:t>
+      </w:r>
+      <w:proofErr w:type="spellEnd"/>
+      <w:r>
+        <w:rPr>
+          <w:b/>
+          <w:bCs/>
+        </w:rPr>
+        <w:t xml:space="preserve"> State</w:t>
       </w:r>
     </w:p>
     <w:p>
       <w:r>
-        <w:t>This is a one-time purchase of the current development state ("as is"). You will get the full code as .tpl file, which you can manually import into your server-side GTM container.</w:t>
+        <w:t xml:space="preserve">This </w:t>
+      </w:r>
+      <w:proofErr w:type="spellStart"/>
+      <w:r>
+        <w:t>is</w:t>
+      </w:r>
+      <w:proofErr w:type="spellEnd"/>
+      <w:r>
+        <w:t xml:space="preserve"> a </w:t>
+      </w:r>
+      <w:proofErr w:type="spellStart"/>
+      <w:r>
+        <w:t>one</w:t>
+      </w:r>
+      <w:proofErr w:type="spellEnd"/>
+      <w:r>
+        <w:t xml:space="preserve">-time </w:t>
+      </w:r>
+      <w:proofErr w:type="spellStart"/>
+      <w:r>
+        <w:t>purchase</w:t>
+      </w:r>
+      <w:proofErr w:type="spellEnd"/>
+      <w:r>
+        <w:t xml:space="preserve"> </w:t>
+      </w:r>
+      <w:proofErr w:type="spellStart"/>
+      <w:r>
+        <w:t>of</w:t>
+      </w:r>
+      <w:proofErr w:type="spellEnd"/>
+      <w:r>
+        <w:t xml:space="preserve"> </w:t>
+      </w:r>
+      <w:proofErr w:type="spellStart"/>
+      <w:r>
+        <w:t>the</w:t>
+      </w:r>
+      <w:proofErr w:type="spellEnd"/>
+      <w:r>
+        <w:t xml:space="preserve"> </w:t>
+      </w:r>
+      <w:proofErr w:type="spellStart"/>
+      <w:r>
+        <w:t>current</w:t>
+      </w:r>
+      <w:proofErr w:type="spellEnd"/>
+      <w:r>
+        <w:t xml:space="preserve"> </w:t>
+      </w:r>
+      <w:proofErr w:type="spellStart"/>
+      <w:r>
+        <w:t>development</w:t>
+      </w:r>
+      <w:proofErr w:type="spellEnd"/>
+      <w:r>
+        <w:t xml:space="preserve"> </w:t>
+      </w:r>
+      <w:proofErr w:type="spellStart"/>
+      <w:r>
+        <w:t>state</w:t>
+      </w:r>
+      <w:proofErr w:type="spellEnd"/>
+      <w:r>
+        <w:t xml:space="preserve"> ("</w:t>
+      </w:r>
+      <w:proofErr w:type="spellStart"/>
+      <w:r>
+        <w:t>as</w:t>
+      </w:r>
+      <w:proofErr w:type="spellEnd"/>
+      <w:r>
+        <w:t xml:space="preserve"> </w:t>
+      </w:r>
+      <w:proofErr w:type="spellStart"/>
+      <w:r>
+        <w:t>is</w:t>
+      </w:r>
+      <w:proofErr w:type="spellEnd"/>
+      <w:r>
+        <w:t xml:space="preserve">"). </w:t>
+      </w:r>
+      <w:proofErr w:type="spellStart"/>
+      <w:r>
+        <w:t>You</w:t>
+      </w:r>
+      <w:proofErr w:type="spellEnd"/>
+      <w:r>
+        <w:t xml:space="preserve"> will </w:t>
+      </w:r>
+      <w:proofErr w:type="spellStart"/>
+      <w:r>
+        <w:t>get</w:t>
+      </w:r>
+      <w:proofErr w:type="spellEnd"/>
+      <w:r>
+        <w:t xml:space="preserve"> </w:t>
+      </w:r>
+      <w:proofErr w:type="spellStart"/>
+      <w:r>
+        <w:t>the</w:t>
+      </w:r>
+      <w:proofErr w:type="spellEnd"/>
+      <w:r>
+        <w:t xml:space="preserve"> </w:t>
+      </w:r>
+      <w:proofErr w:type="spellStart"/>
+      <w:r>
+        <w:t>full</w:t>
+      </w:r>
+      <w:proofErr w:type="spellEnd"/>
+      <w:r>
+        <w:t xml:space="preserve"> code </w:t>
+      </w:r>
+      <w:proofErr w:type="spellStart"/>
+      <w:r>
+        <w:t>as</w:t>
+      </w:r>
+      <w:proofErr w:type="spellEnd"/>
+      <w:r>
+        <w:t xml:space="preserve"> .</w:t>
+      </w:r>
+      <w:proofErr w:type="spellStart"/>
+      <w:r>
+        <w:t>tpl</w:t>
+      </w:r>
+      <w:proofErr w:type="spellEnd"/>
+      <w:r>
+        <w:t xml:space="preserve"> </w:t>
+      </w:r>
+      <w:proofErr w:type="spellStart"/>
+      <w:r>
+        <w:t>file</w:t>
+      </w:r>
+      <w:proofErr w:type="spellEnd"/>
+      <w:r>
+        <w:t xml:space="preserve">, </w:t>
+      </w:r>
+      <w:proofErr w:type="spellStart"/>
+      <w:r>
+        <w:t>which</w:t>
+      </w:r>
+      <w:proofErr w:type="spellEnd"/>
+      <w:r>
+        <w:t xml:space="preserve"> </w:t>
+      </w:r>
+      <w:proofErr w:type="spellStart"/>
+      <w:r>
+        <w:t>you</w:t>
+      </w:r>
+      <w:proofErr w:type="spellEnd"/>
+      <w:r>
+        <w:t xml:space="preserve"> </w:t>
+      </w:r>
+      <w:proofErr w:type="spellStart"/>
+      <w:r>
+        <w:t>can</w:t>
+      </w:r>
+      <w:proofErr w:type="spellEnd"/>
+      <w:r>
+        <w:t xml:space="preserve"> </w:t>
+      </w:r>
+      <w:proofErr w:type="spellStart"/>
+      <w:r>
+        <w:t>manually</w:t>
+      </w:r>
+      <w:proofErr w:type="spellEnd"/>
+      <w:r>
+        <w:t xml:space="preserve"> </w:t>
+      </w:r>
+      <w:proofErr w:type="spellStart"/>
+      <w:r>
+        <w:t>import</w:t>
+      </w:r>
+      <w:proofErr w:type="spellEnd"/>
+      <w:r>
+        <w:t xml:space="preserve"> </w:t>
+      </w:r>
+      <w:proofErr w:type="spellStart"/>
+      <w:r>
+        <w:t>into</w:t>
+      </w:r>
+      <w:proofErr w:type="spellEnd"/>
+      <w:r>
+        <w:t xml:space="preserve"> </w:t>
+      </w:r>
+      <w:proofErr w:type="spellStart"/>
+      <w:r>
+        <w:t>your</w:t>
+      </w:r>
+      <w:proofErr w:type="spellEnd"/>
+      <w:r>
+        <w:t xml:space="preserve"> server-</w:t>
+      </w:r>
+      <w:proofErr w:type="spellStart"/>
+      <w:r>
+        <w:t>side</w:t>
+      </w:r>
+      <w:proofErr w:type="spellEnd"/>
+      <w:r>
+        <w:t xml:space="preserve"> GTM </w:t>
+      </w:r>
+      <w:proofErr w:type="spellStart"/>
+      <w:r>
+        <w:t>container</w:t>
+      </w:r>
+      <w:proofErr w:type="spellEnd"/>
+      <w:r>
+        <w:t>.</w:t>
       </w:r>
     </w:p>
     <w:p>
@@ -217,7 +1271,191 @@
         <w:t>Setup Guide:</w:t>
       </w:r>
       <w:r>
-        <w:t xml:space="preserve"> The template comes with a straightforward setup guide covering the import of the template, configuration of the client and an example of how to load and initialize the Braze Web SDK.</w:t>
+        <w:t xml:space="preserve"> The </w:t>
+      </w:r>
+      <w:proofErr w:type="spellStart"/>
+      <w:r>
+        <w:t>template</w:t>
+      </w:r>
+      <w:proofErr w:type="spellEnd"/>
+      <w:r>
+        <w:t xml:space="preserve"> </w:t>
+      </w:r>
+      <w:proofErr w:type="spellStart"/>
+      <w:r>
+        <w:t>comes</w:t>
+      </w:r>
+      <w:proofErr w:type="spellEnd"/>
+      <w:r>
+        <w:t xml:space="preserve"> </w:t>
+      </w:r>
+      <w:proofErr w:type="spellStart"/>
+      <w:r>
+        <w:t>with</w:t>
+      </w:r>
+      <w:proofErr w:type="spellEnd"/>
+      <w:r>
+        <w:t xml:space="preserve"> a </w:t>
+      </w:r>
+      <w:proofErr w:type="spellStart"/>
+      <w:r>
+        <w:t>straightforward</w:t>
+      </w:r>
+      <w:proofErr w:type="spellEnd"/>
+      <w:r>
+        <w:t xml:space="preserve"> </w:t>
+      </w:r>
+      <w:proofErr w:type="spellStart"/>
+      <w:r>
+        <w:t>setup</w:t>
+      </w:r>
+      <w:proofErr w:type="spellEnd"/>
+      <w:r>
+        <w:t xml:space="preserve"> </w:t>
+      </w:r>
+      <w:proofErr w:type="spellStart"/>
+      <w:r>
+        <w:t>guide</w:t>
+      </w:r>
+      <w:proofErr w:type="spellEnd"/>
+      <w:r>
+        <w:t xml:space="preserve"> </w:t>
+      </w:r>
+      <w:proofErr w:type="spellStart"/>
+      <w:r>
+        <w:t>covering</w:t>
+      </w:r>
+      <w:proofErr w:type="spellEnd"/>
+      <w:r>
+        <w:t xml:space="preserve"> </w:t>
+      </w:r>
+      <w:proofErr w:type="spellStart"/>
+      <w:r>
+        <w:t>the</w:t>
+      </w:r>
+      <w:proofErr w:type="spellEnd"/>
+      <w:r>
+        <w:t xml:space="preserve"> </w:t>
+      </w:r>
+      <w:proofErr w:type="spellStart"/>
+      <w:r>
+        <w:t>import</w:t>
+      </w:r>
+      <w:proofErr w:type="spellEnd"/>
+      <w:r>
+        <w:t xml:space="preserve"> </w:t>
+      </w:r>
+      <w:proofErr w:type="spellStart"/>
+      <w:r>
+        <w:t>of</w:t>
+      </w:r>
+      <w:proofErr w:type="spellEnd"/>
+      <w:r>
+        <w:t xml:space="preserve"> </w:t>
+      </w:r>
+      <w:proofErr w:type="spellStart"/>
+      <w:r>
+        <w:t>the</w:t>
+      </w:r>
+      <w:proofErr w:type="spellEnd"/>
+      <w:r>
+        <w:t xml:space="preserve"> </w:t>
+      </w:r>
+      <w:proofErr w:type="spellStart"/>
+      <w:r>
+        <w:t>template</w:t>
+      </w:r>
+      <w:proofErr w:type="spellEnd"/>
+      <w:r>
+        <w:t xml:space="preserve">, </w:t>
+      </w:r>
+      <w:proofErr w:type="spellStart"/>
+      <w:r>
+        <w:t>configuration</w:t>
+      </w:r>
+      <w:proofErr w:type="spellEnd"/>
+      <w:r>
+        <w:t xml:space="preserve"> </w:t>
+      </w:r>
+      <w:proofErr w:type="spellStart"/>
+      <w:r>
+        <w:t>of</w:t>
+      </w:r>
+      <w:proofErr w:type="spellEnd"/>
+      <w:r>
+        <w:t xml:space="preserve"> </w:t>
+      </w:r>
+      <w:proofErr w:type="spellStart"/>
+      <w:r>
+        <w:t>the</w:t>
+      </w:r>
+      <w:proofErr w:type="spellEnd"/>
+      <w:r>
+        <w:t xml:space="preserve"> </w:t>
+      </w:r>
+      <w:proofErr w:type="spellStart"/>
+      <w:r>
+        <w:t>client</w:t>
+      </w:r>
+      <w:proofErr w:type="spellEnd"/>
+      <w:r>
+        <w:t xml:space="preserve"> and an </w:t>
+      </w:r>
+      <w:proofErr w:type="spellStart"/>
+      <w:r>
+        <w:t>example</w:t>
+      </w:r>
+      <w:proofErr w:type="spellEnd"/>
+      <w:r>
+        <w:t xml:space="preserve"> </w:t>
+      </w:r>
+      <w:proofErr w:type="spellStart"/>
+      <w:r>
+        <w:t>of</w:t>
+      </w:r>
+      <w:proofErr w:type="spellEnd"/>
+      <w:r>
+        <w:t xml:space="preserve"> </w:t>
+      </w:r>
+      <w:proofErr w:type="spellStart"/>
+      <w:r>
+        <w:t>how</w:t>
+      </w:r>
+      <w:proofErr w:type="spellEnd"/>
+      <w:r>
+        <w:t xml:space="preserve"> </w:t>
+      </w:r>
+      <w:proofErr w:type="spellStart"/>
+      <w:r>
+        <w:t>to</w:t>
+      </w:r>
+      <w:proofErr w:type="spellEnd"/>
+      <w:r>
+        <w:t xml:space="preserve"> </w:t>
+      </w:r>
+      <w:proofErr w:type="spellStart"/>
+      <w:r>
+        <w:t>load</w:t>
+      </w:r>
+      <w:proofErr w:type="spellEnd"/>
+      <w:r>
+        <w:t xml:space="preserve"> and </w:t>
+      </w:r>
+      <w:proofErr w:type="spellStart"/>
+      <w:r>
+        <w:t>initialize</w:t>
+      </w:r>
+      <w:proofErr w:type="spellEnd"/>
+      <w:r>
+        <w:t xml:space="preserve"> </w:t>
+      </w:r>
+      <w:proofErr w:type="spellStart"/>
+      <w:r>
+        <w:t>the</w:t>
+      </w:r>
+      <w:proofErr w:type="spellEnd"/>
+      <w:r>
+        <w:t xml:space="preserve"> Braze Web SDK.</w:t>
       </w:r>
     </w:p>
     <w:p>
@@ -235,7 +1473,127 @@
         <w:t>License:</w:t>
       </w:r>
       <w:r>
-        <w:t xml:space="preserve"> Single-company license. The purchase grants usage rights exclusively to the purchasing company/entity for their own internal domains and containers.</w:t>
+        <w:t xml:space="preserve"> Single-company </w:t>
+      </w:r>
+      <w:proofErr w:type="spellStart"/>
+      <w:r>
+        <w:t>license</w:t>
+      </w:r>
+      <w:proofErr w:type="spellEnd"/>
+      <w:r>
+        <w:t xml:space="preserve">. The </w:t>
+      </w:r>
+      <w:proofErr w:type="spellStart"/>
+      <w:r>
+        <w:t>purchase</w:t>
+      </w:r>
+      <w:proofErr w:type="spellEnd"/>
+      <w:r>
+        <w:t xml:space="preserve"> </w:t>
+      </w:r>
+      <w:proofErr w:type="spellStart"/>
+      <w:r>
+        <w:t>grants</w:t>
+      </w:r>
+      <w:proofErr w:type="spellEnd"/>
+      <w:r>
+        <w:t xml:space="preserve"> </w:t>
+      </w:r>
+      <w:proofErr w:type="spellStart"/>
+      <w:r>
+        <w:t>usage</w:t>
+      </w:r>
+      <w:proofErr w:type="spellEnd"/>
+      <w:r>
+        <w:t xml:space="preserve"> </w:t>
+      </w:r>
+      <w:proofErr w:type="spellStart"/>
+      <w:r>
+        <w:t>rights</w:t>
+      </w:r>
+      <w:proofErr w:type="spellEnd"/>
+      <w:r>
+        <w:t xml:space="preserve"> </w:t>
+      </w:r>
+      <w:proofErr w:type="spellStart"/>
+      <w:r>
+        <w:t>exclusively</w:t>
+      </w:r>
+      <w:proofErr w:type="spellEnd"/>
+      <w:r>
+        <w:t xml:space="preserve"> </w:t>
+      </w:r>
+      <w:proofErr w:type="spellStart"/>
+      <w:r>
+        <w:t>to</w:t>
+      </w:r>
+      <w:proofErr w:type="spellEnd"/>
+      <w:r>
+        <w:t xml:space="preserve"> </w:t>
+      </w:r>
+      <w:proofErr w:type="spellStart"/>
+      <w:r>
+        <w:t>the</w:t>
+      </w:r>
+      <w:proofErr w:type="spellEnd"/>
+      <w:r>
+        <w:t xml:space="preserve"> </w:t>
+      </w:r>
+      <w:proofErr w:type="spellStart"/>
+      <w:r>
+        <w:t>purchasing</w:t>
+      </w:r>
+      <w:proofErr w:type="spellEnd"/>
+      <w:r>
+        <w:t xml:space="preserve"> </w:t>
+      </w:r>
+      <w:proofErr w:type="spellStart"/>
+      <w:r>
+        <w:t>company</w:t>
+      </w:r>
+      <w:proofErr w:type="spellEnd"/>
+      <w:r>
+        <w:t>/</w:t>
+      </w:r>
+      <w:proofErr w:type="spellStart"/>
+      <w:r>
+        <w:t>entity</w:t>
+      </w:r>
+      <w:proofErr w:type="spellEnd"/>
+      <w:r>
+        <w:t xml:space="preserve"> </w:t>
+      </w:r>
+      <w:proofErr w:type="spellStart"/>
+      <w:r>
+        <w:t>for</w:t>
+      </w:r>
+      <w:proofErr w:type="spellEnd"/>
+      <w:r>
+        <w:t xml:space="preserve"> </w:t>
+      </w:r>
+      <w:proofErr w:type="spellStart"/>
+      <w:r>
+        <w:t>their</w:t>
+      </w:r>
+      <w:proofErr w:type="spellEnd"/>
+      <w:r>
+        <w:t xml:space="preserve"> own internal </w:t>
+      </w:r>
+      <w:proofErr w:type="spellStart"/>
+      <w:r>
+        <w:t>domains</w:t>
+      </w:r>
+      <w:proofErr w:type="spellEnd"/>
+      <w:r>
+        <w:t xml:space="preserve"> and </w:t>
+      </w:r>
+      <w:proofErr w:type="spellStart"/>
+      <w:r>
+        <w:t>containers</w:t>
+      </w:r>
+      <w:proofErr w:type="spellEnd"/>
+      <w:r>
+        <w:t>.</w:t>
       </w:r>
     </w:p>
     <w:p>
@@ -253,7 +1611,143 @@
         <w:t>Support:</w:t>
       </w:r>
       <w:r>
-        <w:t xml:space="preserve"> Sold as-is. There is no guaranteed ongoing support or automated updates if Braze introduces breaking changes to their API in the future.</w:t>
+        <w:t xml:space="preserve"> Sold </w:t>
+      </w:r>
+      <w:proofErr w:type="spellStart"/>
+      <w:r>
+        <w:t>as-is</w:t>
+      </w:r>
+      <w:proofErr w:type="spellEnd"/>
+      <w:r>
+        <w:t xml:space="preserve">. </w:t>
+      </w:r>
+      <w:proofErr w:type="spellStart"/>
+      <w:r>
+        <w:t>There</w:t>
+      </w:r>
+      <w:proofErr w:type="spellEnd"/>
+      <w:r>
+        <w:t xml:space="preserve"> </w:t>
+      </w:r>
+      <w:proofErr w:type="spellStart"/>
+      <w:r>
+        <w:t>is</w:t>
+      </w:r>
+      <w:proofErr w:type="spellEnd"/>
+      <w:r>
+        <w:t xml:space="preserve"> </w:t>
+      </w:r>
+      <w:proofErr w:type="spellStart"/>
+      <w:r>
+        <w:t>no</w:t>
+      </w:r>
+      <w:proofErr w:type="spellEnd"/>
+      <w:r>
+        <w:t xml:space="preserve"> </w:t>
+      </w:r>
+      <w:proofErr w:type="spellStart"/>
+      <w:r>
+        <w:t>guaranteed</w:t>
+      </w:r>
+      <w:proofErr w:type="spellEnd"/>
+      <w:r>
+        <w:t xml:space="preserve"> </w:t>
+      </w:r>
+      <w:proofErr w:type="spellStart"/>
+      <w:r>
+        <w:t>ongoing</w:t>
+      </w:r>
+      <w:proofErr w:type="spellEnd"/>
+      <w:r>
+        <w:t xml:space="preserve"> support </w:t>
+      </w:r>
+      <w:proofErr w:type="spellStart"/>
+      <w:r>
+        <w:t>or</w:t>
+      </w:r>
+      <w:proofErr w:type="spellEnd"/>
+      <w:r>
+        <w:t xml:space="preserve"> </w:t>
+      </w:r>
+      <w:proofErr w:type="spellStart"/>
+      <w:r>
+        <w:t>automated</w:t>
+      </w:r>
+      <w:proofErr w:type="spellEnd"/>
+      <w:r>
+        <w:t xml:space="preserve"> </w:t>
+      </w:r>
+      <w:proofErr w:type="spellStart"/>
+      <w:r>
+        <w:t>updates</w:t>
+      </w:r>
+      <w:proofErr w:type="spellEnd"/>
+      <w:r>
+        <w:t xml:space="preserve"> </w:t>
+      </w:r>
+      <w:proofErr w:type="spellStart"/>
+      <w:r>
+        <w:t>if</w:t>
+      </w:r>
+      <w:proofErr w:type="spellEnd"/>
+      <w:r>
+        <w:t xml:space="preserve"> Braze </w:t>
+      </w:r>
+      <w:proofErr w:type="spellStart"/>
+      <w:r>
+        <w:t>introduces</w:t>
+      </w:r>
+      <w:proofErr w:type="spellEnd"/>
+      <w:r>
+        <w:t xml:space="preserve"> </w:t>
+      </w:r>
+      <w:proofErr w:type="spellStart"/>
+      <w:r>
+        <w:t>breaking</w:t>
+      </w:r>
+      <w:proofErr w:type="spellEnd"/>
+      <w:r>
+        <w:t xml:space="preserve"> </w:t>
+      </w:r>
+      <w:proofErr w:type="spellStart"/>
+      <w:r>
+        <w:t>changes</w:t>
+      </w:r>
+      <w:proofErr w:type="spellEnd"/>
+      <w:r>
+        <w:t xml:space="preserve"> </w:t>
+      </w:r>
+      <w:proofErr w:type="spellStart"/>
+      <w:r>
+        <w:t>to</w:t>
+      </w:r>
+      <w:proofErr w:type="spellEnd"/>
+      <w:r>
+        <w:t xml:space="preserve"> </w:t>
+      </w:r>
+      <w:proofErr w:type="spellStart"/>
+      <w:r>
+        <w:t>their</w:t>
+      </w:r>
+      <w:proofErr w:type="spellEnd"/>
+      <w:r>
+        <w:t xml:space="preserve"> API in </w:t>
+      </w:r>
+      <w:proofErr w:type="spellStart"/>
+      <w:r>
+        <w:t>the</w:t>
+      </w:r>
+      <w:proofErr w:type="spellEnd"/>
+      <w:r>
+        <w:t xml:space="preserve"> </w:t>
+      </w:r>
+      <w:proofErr w:type="spellStart"/>
+      <w:r>
+        <w:t>future</w:t>
+      </w:r>
+      <w:proofErr w:type="spellEnd"/>
+      <w:r>
+        <w:t>.</w:t>
       </w:r>
     </w:p>
     <w:p/>
@@ -277,8 +1771,17 @@
           <w:b/>
           <w:bCs/>
         </w:rPr>
-        <w:t xml:space="preserve"> Technical Requirements</w:t>
-      </w:r>
+        <w:t xml:space="preserve"> Technical </w:t>
+      </w:r>
+      <w:proofErr w:type="spellStart"/>
+      <w:r>
+        <w:rPr>
+          <w:b/>
+          <w:bCs/>
+        </w:rPr>
+        <w:t>Requirements</w:t>
+      </w:r>
+      <w:proofErr w:type="spellEnd"/>
     </w:p>
     <w:p>
       <w:pPr>
@@ -287,8 +1790,21 @@
           <w:numId w:val="3"/>
         </w:numPr>
       </w:pPr>
-      <w:r>
-        <w:t>Tested with Braze Web SDK v6.x.</w:t>
+      <w:proofErr w:type="spellStart"/>
+      <w:r>
+        <w:t>Tested</w:t>
+      </w:r>
+      <w:proofErr w:type="spellEnd"/>
+      <w:r>
+        <w:t xml:space="preserve"> </w:t>
+      </w:r>
+      <w:proofErr w:type="spellStart"/>
+      <w:r>
+        <w:t>with</w:t>
+      </w:r>
+      <w:proofErr w:type="spellEnd"/>
+      <w:r>
+        <w:t xml:space="preserve"> Braze Web SDK v6.x.</w:t>
       </w:r>
     </w:p>
     <w:p>
@@ -298,8 +1814,69 @@
           <w:numId w:val="3"/>
         </w:numPr>
       </w:pPr>
-      <w:r>
-        <w:t>Requires an active, working Server-Side GTM container with a mapped first-party custom domain.</w:t>
+      <w:proofErr w:type="spellStart"/>
+      <w:r>
+        <w:t>Requires</w:t>
+      </w:r>
+      <w:proofErr w:type="spellEnd"/>
+      <w:r>
+        <w:t xml:space="preserve"> an </w:t>
+      </w:r>
+      <w:proofErr w:type="spellStart"/>
+      <w:r>
+        <w:t>active</w:t>
+      </w:r>
+      <w:proofErr w:type="spellEnd"/>
+      <w:r>
+        <w:t xml:space="preserve">, </w:t>
+      </w:r>
+      <w:proofErr w:type="spellStart"/>
+      <w:r>
+        <w:t>working</w:t>
+      </w:r>
+      <w:proofErr w:type="spellEnd"/>
+      <w:r>
+        <w:t xml:space="preserve"> Server-Side GTM </w:t>
+      </w:r>
+      <w:proofErr w:type="spellStart"/>
+      <w:r>
+        <w:t>container</w:t>
+      </w:r>
+      <w:proofErr w:type="spellEnd"/>
+      <w:r>
+        <w:t xml:space="preserve"> </w:t>
+      </w:r>
+      <w:proofErr w:type="spellStart"/>
+      <w:r>
+        <w:t>with</w:t>
+      </w:r>
+      <w:proofErr w:type="spellEnd"/>
+      <w:r>
+        <w:t xml:space="preserve"> a </w:t>
+      </w:r>
+      <w:proofErr w:type="spellStart"/>
+      <w:r>
+        <w:t>mapped</w:t>
+      </w:r>
+      <w:proofErr w:type="spellEnd"/>
+      <w:r>
+        <w:t xml:space="preserve"> first-party </w:t>
+      </w:r>
+      <w:proofErr w:type="spellStart"/>
+      <w:r>
+        <w:t>custom</w:t>
+      </w:r>
+      <w:proofErr w:type="spellEnd"/>
+      <w:r>
+        <w:t xml:space="preserve"> </w:t>
+      </w:r>
+      <w:proofErr w:type="spellStart"/>
+      <w:r>
+        <w:t>domain</w:t>
+      </w:r>
+      <w:proofErr w:type="spellEnd"/>
+      <w:r>
+        <w:t>.</w:t>
       </w:r>
     </w:p>
     <w:p/>
@@ -323,7 +1900,23 @@
           <w:b/>
           <w:bCs/>
         </w:rPr>
-        <w:t xml:space="preserve"> Legal Notice, License &amp; Liability Disclaimer</w:t>
+        <w:t xml:space="preserve"> Legal Notice, License &amp; </w:t>
+      </w:r>
+      <w:proofErr w:type="spellStart"/>
+      <w:r>
+        <w:rPr>
+          <w:b/>
+          <w:bCs/>
+        </w:rPr>
+        <w:t>Liability</w:t>
+      </w:r>
+      <w:proofErr w:type="spellEnd"/>
+      <w:r>
+        <w:rPr>
+          <w:b/>
+          <w:bCs/>
+        </w:rPr>
+        <w:t xml:space="preserve"> Disclaimer</w:t>
       </w:r>
     </w:p>
     <w:p>
@@ -340,8 +1933,93 @@
         </w:rPr>
         <w:t xml:space="preserve">Notice: </w:t>
       </w:r>
-      <w:r>
-        <w:t>Unofficial community integration. Not affiliated with or endorsed by Braze, Inc. Braze™ is a trademark of Braze, Inc.</w:t>
+      <w:proofErr w:type="spellStart"/>
+      <w:r>
+        <w:t>Unofficial</w:t>
+      </w:r>
+      <w:proofErr w:type="spellEnd"/>
+      <w:r>
+        <w:t xml:space="preserve"> </w:t>
+      </w:r>
+      <w:proofErr w:type="spellStart"/>
+      <w:r>
+        <w:t>community</w:t>
+      </w:r>
+      <w:proofErr w:type="spellEnd"/>
+      <w:r>
+        <w:t xml:space="preserve"> </w:t>
+      </w:r>
+      <w:proofErr w:type="spellStart"/>
+      <w:r>
+        <w:t>integration</w:t>
+      </w:r>
+      <w:proofErr w:type="spellEnd"/>
+      <w:r>
+        <w:t xml:space="preserve">. Not </w:t>
+      </w:r>
+      <w:proofErr w:type="spellStart"/>
+      <w:r>
+        <w:t>affiliated</w:t>
+      </w:r>
+      <w:proofErr w:type="spellEnd"/>
+      <w:r>
+        <w:t xml:space="preserve"> </w:t>
+      </w:r>
+      <w:proofErr w:type="spellStart"/>
+      <w:r>
+        <w:t>with</w:t>
+      </w:r>
+      <w:proofErr w:type="spellEnd"/>
+      <w:r>
+        <w:t xml:space="preserve"> </w:t>
+      </w:r>
+      <w:proofErr w:type="spellStart"/>
+      <w:r>
+        <w:t>or</w:t>
+      </w:r>
+      <w:proofErr w:type="spellEnd"/>
+      <w:r>
+        <w:t xml:space="preserve"> </w:t>
+      </w:r>
+      <w:proofErr w:type="spellStart"/>
+      <w:r>
+        <w:t>endorsed</w:t>
+      </w:r>
+      <w:proofErr w:type="spellEnd"/>
+      <w:r>
+        <w:t xml:space="preserve"> </w:t>
+      </w:r>
+      <w:proofErr w:type="spellStart"/>
+      <w:r>
+        <w:t>by</w:t>
+      </w:r>
+      <w:proofErr w:type="spellEnd"/>
+      <w:r>
+        <w:t xml:space="preserve"> Braze, Inc. Braze™ </w:t>
+      </w:r>
+      <w:proofErr w:type="spellStart"/>
+      <w:r>
+        <w:t>is</w:t>
+      </w:r>
+      <w:proofErr w:type="spellEnd"/>
+      <w:r>
+        <w:t xml:space="preserve"> a </w:t>
+      </w:r>
+      <w:proofErr w:type="spellStart"/>
+      <w:r>
+        <w:t>trademark</w:t>
+      </w:r>
+      <w:proofErr w:type="spellEnd"/>
+      <w:r>
+        <w:t xml:space="preserve"> </w:t>
+      </w:r>
+      <w:proofErr w:type="spellStart"/>
+      <w:r>
+        <w:t>of</w:t>
+      </w:r>
+      <w:proofErr w:type="spellEnd"/>
+      <w:r>
+        <w:t xml:space="preserve"> Braze, Inc.</w:t>
       </w:r>
     </w:p>
     <w:p>
@@ -359,7 +2037,95 @@
         <w:t xml:space="preserve">License: </w:t>
       </w:r>
       <w:r>
-        <w:t>Single-company license. Sharing, redistribution, or resale outside of the purchasing entity is strictly prohibited.</w:t>
+        <w:t xml:space="preserve">Single-company </w:t>
+      </w:r>
+      <w:proofErr w:type="spellStart"/>
+      <w:r>
+        <w:t>license</w:t>
+      </w:r>
+      <w:proofErr w:type="spellEnd"/>
+      <w:r>
+        <w:t xml:space="preserve">. Sharing, </w:t>
+      </w:r>
+      <w:proofErr w:type="spellStart"/>
+      <w:r>
+        <w:t>redistribution</w:t>
+      </w:r>
+      <w:proofErr w:type="spellEnd"/>
+      <w:r>
+        <w:t xml:space="preserve">, </w:t>
+      </w:r>
+      <w:proofErr w:type="spellStart"/>
+      <w:r>
+        <w:t>or</w:t>
+      </w:r>
+      <w:proofErr w:type="spellEnd"/>
+      <w:r>
+        <w:t xml:space="preserve"> </w:t>
+      </w:r>
+      <w:proofErr w:type="spellStart"/>
+      <w:r>
+        <w:t>resale</w:t>
+      </w:r>
+      <w:proofErr w:type="spellEnd"/>
+      <w:r>
+        <w:t xml:space="preserve"> outside </w:t>
+      </w:r>
+      <w:proofErr w:type="spellStart"/>
+      <w:r>
+        <w:t>of</w:t>
+      </w:r>
+      <w:proofErr w:type="spellEnd"/>
+      <w:r>
+        <w:t xml:space="preserve"> </w:t>
+      </w:r>
+      <w:proofErr w:type="spellStart"/>
+      <w:r>
+        <w:t>the</w:t>
+      </w:r>
+      <w:proofErr w:type="spellEnd"/>
+      <w:r>
+        <w:t xml:space="preserve"> </w:t>
+      </w:r>
+      <w:proofErr w:type="spellStart"/>
+      <w:r>
+        <w:t>purchasing</w:t>
+      </w:r>
+      <w:proofErr w:type="spellEnd"/>
+      <w:r>
+        <w:t xml:space="preserve"> </w:t>
+      </w:r>
+      <w:proofErr w:type="spellStart"/>
+      <w:r>
+        <w:t>entity</w:t>
+      </w:r>
+      <w:proofErr w:type="spellEnd"/>
+      <w:r>
+        <w:t xml:space="preserve"> </w:t>
+      </w:r>
+      <w:proofErr w:type="spellStart"/>
+      <w:r>
+        <w:t>is</w:t>
+      </w:r>
+      <w:proofErr w:type="spellEnd"/>
+      <w:r>
+        <w:t xml:space="preserve"> </w:t>
+      </w:r>
+      <w:proofErr w:type="spellStart"/>
+      <w:r>
+        <w:t>strictly</w:t>
+      </w:r>
+      <w:proofErr w:type="spellEnd"/>
+      <w:r>
+        <w:t xml:space="preserve"> </w:t>
+      </w:r>
+      <w:proofErr w:type="spellStart"/>
+      <w:r>
+        <w:t>prohibited</w:t>
+      </w:r>
+      <w:proofErr w:type="spellEnd"/>
+      <w:r>
+        <w:t>.</w:t>
       </w:r>
     </w:p>
     <w:p>
@@ -377,7 +2143,159 @@
         <w:t>B2B Only:</w:t>
       </w:r>
       <w:r>
-        <w:t xml:space="preserve"> This product is intended exclusively for commercial entities (B2B). By purchasing, you confirm that you are acting as a business, freelancer, or legal entity.</w:t>
+        <w:t xml:space="preserve"> This </w:t>
+      </w:r>
+      <w:proofErr w:type="spellStart"/>
+      <w:r>
+        <w:t>product</w:t>
+      </w:r>
+      <w:proofErr w:type="spellEnd"/>
+      <w:r>
+        <w:t xml:space="preserve"> </w:t>
+      </w:r>
+      <w:proofErr w:type="spellStart"/>
+      <w:r>
+        <w:t>is</w:t>
+      </w:r>
+      <w:proofErr w:type="spellEnd"/>
+      <w:r>
+        <w:t xml:space="preserve"> </w:t>
+      </w:r>
+      <w:proofErr w:type="spellStart"/>
+      <w:r>
+        <w:t>intended</w:t>
+      </w:r>
+      <w:proofErr w:type="spellEnd"/>
+      <w:r>
+        <w:t xml:space="preserve"> </w:t>
+      </w:r>
+      <w:proofErr w:type="spellStart"/>
+      <w:r>
+        <w:t>exclusively</w:t>
+      </w:r>
+      <w:proofErr w:type="spellEnd"/>
+      <w:r>
+        <w:t xml:space="preserve"> </w:t>
+      </w:r>
+      <w:proofErr w:type="spellStart"/>
+      <w:r>
+        <w:t>for</w:t>
+      </w:r>
+      <w:proofErr w:type="spellEnd"/>
+      <w:r>
+        <w:t xml:space="preserve"> </w:t>
+      </w:r>
+      <w:proofErr w:type="spellStart"/>
+      <w:r>
+        <w:t>commercial</w:t>
+      </w:r>
+      <w:proofErr w:type="spellEnd"/>
+      <w:r>
+        <w:t xml:space="preserve"> </w:t>
+      </w:r>
+      <w:proofErr w:type="spellStart"/>
+      <w:r>
+        <w:t>entities</w:t>
+      </w:r>
+      <w:proofErr w:type="spellEnd"/>
+      <w:r>
+        <w:t xml:space="preserve"> (B2B). By </w:t>
+      </w:r>
+      <w:proofErr w:type="spellStart"/>
+      <w:r>
+        <w:t>purchasing</w:t>
+      </w:r>
+      <w:proofErr w:type="spellEnd"/>
+      <w:r>
+        <w:t xml:space="preserve">, </w:t>
+      </w:r>
+      <w:proofErr w:type="spellStart"/>
+      <w:r>
+        <w:t>you</w:t>
+      </w:r>
+      <w:proofErr w:type="spellEnd"/>
+      <w:r>
+        <w:t xml:space="preserve"> </w:t>
+      </w:r>
+      <w:proofErr w:type="spellStart"/>
+      <w:r>
+        <w:t>confirm</w:t>
+      </w:r>
+      <w:proofErr w:type="spellEnd"/>
+      <w:r>
+        <w:t xml:space="preserve"> </w:t>
+      </w:r>
+      <w:proofErr w:type="spellStart"/>
+      <w:r>
+        <w:t>that</w:t>
+      </w:r>
+      <w:proofErr w:type="spellEnd"/>
+      <w:r>
+        <w:t xml:space="preserve"> </w:t>
+      </w:r>
+      <w:proofErr w:type="spellStart"/>
+      <w:r>
+        <w:t>you</w:t>
+      </w:r>
+      <w:proofErr w:type="spellEnd"/>
+      <w:r>
+        <w:t xml:space="preserve"> </w:t>
+      </w:r>
+      <w:proofErr w:type="spellStart"/>
+      <w:r>
+        <w:t>are</w:t>
+      </w:r>
+      <w:proofErr w:type="spellEnd"/>
+      <w:r>
+        <w:t xml:space="preserve"> </w:t>
+      </w:r>
+      <w:proofErr w:type="spellStart"/>
+      <w:r>
+        <w:t>acting</w:t>
+      </w:r>
+      <w:proofErr w:type="spellEnd"/>
+      <w:r>
+        <w:t xml:space="preserve"> </w:t>
+      </w:r>
+      <w:proofErr w:type="spellStart"/>
+      <w:r>
+        <w:t>as</w:t>
+      </w:r>
+      <w:proofErr w:type="spellEnd"/>
+      <w:r>
+        <w:t xml:space="preserve"> a </w:t>
+      </w:r>
+      <w:proofErr w:type="spellStart"/>
+      <w:r>
+        <w:t>business</w:t>
+      </w:r>
+      <w:proofErr w:type="spellEnd"/>
+      <w:r>
+        <w:t xml:space="preserve">, </w:t>
+      </w:r>
+      <w:proofErr w:type="spellStart"/>
+      <w:r>
+        <w:t>freelancer</w:t>
+      </w:r>
+      <w:proofErr w:type="spellEnd"/>
+      <w:r>
+        <w:t xml:space="preserve">, </w:t>
+      </w:r>
+      <w:proofErr w:type="spellStart"/>
+      <w:r>
+        <w:t>or</w:t>
+      </w:r>
+      <w:proofErr w:type="spellEnd"/>
+      <w:r>
+        <w:t xml:space="preserve"> legal </w:t>
+      </w:r>
+      <w:proofErr w:type="spellStart"/>
+      <w:r>
+        <w:t>entity</w:t>
+      </w:r>
+      <w:proofErr w:type="spellEnd"/>
+      <w:r>
+        <w:t>.</w:t>
       </w:r>
     </w:p>
     <w:p>
@@ -387,15 +2305,224 @@
           <w:numId w:val="4"/>
         </w:numPr>
       </w:pPr>
-      <w:r>
-        <w:rPr>
-          <w:b/>
-          <w:bCs/>
-        </w:rPr>
-        <w:t xml:space="preserve">Warranty &amp; Liability: </w:t>
-      </w:r>
-      <w:r>
-        <w:t>Sold strictly "as-is" without guaranteed future API updates. Implementation and use are entirely at your own risk. The author assumes no liability for data loss, tracking disruptions, or financial damages.</w:t>
+      <w:proofErr w:type="spellStart"/>
+      <w:r>
+        <w:rPr>
+          <w:b/>
+          <w:bCs/>
+        </w:rPr>
+        <w:t>Warranty</w:t>
+      </w:r>
+      <w:proofErr w:type="spellEnd"/>
+      <w:r>
+        <w:rPr>
+          <w:b/>
+          <w:bCs/>
+        </w:rPr>
+        <w:t xml:space="preserve"> &amp; </w:t>
+      </w:r>
+      <w:proofErr w:type="spellStart"/>
+      <w:r>
+        <w:rPr>
+          <w:b/>
+          <w:bCs/>
+        </w:rPr>
+        <w:t>Liability</w:t>
+      </w:r>
+      <w:proofErr w:type="spellEnd"/>
+      <w:r>
+        <w:rPr>
+          <w:b/>
+          <w:bCs/>
+        </w:rPr>
+        <w:t xml:space="preserve">: </w:t>
+      </w:r>
+      <w:r>
+        <w:t xml:space="preserve">Sold </w:t>
+      </w:r>
+      <w:proofErr w:type="spellStart"/>
+      <w:r>
+        <w:t>strictly</w:t>
+      </w:r>
+      <w:proofErr w:type="spellEnd"/>
+      <w:r>
+        <w:t xml:space="preserve"> "</w:t>
+      </w:r>
+      <w:proofErr w:type="spellStart"/>
+      <w:r>
+        <w:t>as-is</w:t>
+      </w:r>
+      <w:proofErr w:type="spellEnd"/>
+      <w:r>
+        <w:t xml:space="preserve">" </w:t>
+      </w:r>
+      <w:proofErr w:type="spellStart"/>
+      <w:r>
+        <w:t>without</w:t>
+      </w:r>
+      <w:proofErr w:type="spellEnd"/>
+      <w:r>
+        <w:t xml:space="preserve"> </w:t>
+      </w:r>
+      <w:proofErr w:type="spellStart"/>
+      <w:r>
+        <w:t>guaranteed</w:t>
+      </w:r>
+      <w:proofErr w:type="spellEnd"/>
+      <w:r>
+        <w:t xml:space="preserve"> </w:t>
+      </w:r>
+      <w:proofErr w:type="spellStart"/>
+      <w:r>
+        <w:t>future</w:t>
+      </w:r>
+      <w:proofErr w:type="spellEnd"/>
+      <w:r>
+        <w:t xml:space="preserve"> API </w:t>
+      </w:r>
+      <w:proofErr w:type="spellStart"/>
+      <w:r>
+        <w:t>updates</w:t>
+      </w:r>
+      <w:proofErr w:type="spellEnd"/>
+      <w:r>
+        <w:t xml:space="preserve">. Implementation and </w:t>
+      </w:r>
+      <w:proofErr w:type="spellStart"/>
+      <w:r>
+        <w:t>use</w:t>
+      </w:r>
+      <w:proofErr w:type="spellEnd"/>
+      <w:r>
+        <w:t xml:space="preserve"> </w:t>
+      </w:r>
+      <w:proofErr w:type="spellStart"/>
+      <w:r>
+        <w:t>are</w:t>
+      </w:r>
+      <w:proofErr w:type="spellEnd"/>
+      <w:r>
+        <w:t xml:space="preserve"> </w:t>
+      </w:r>
+      <w:proofErr w:type="spellStart"/>
+      <w:r>
+        <w:t>entirely</w:t>
+      </w:r>
+      <w:proofErr w:type="spellEnd"/>
+      <w:r>
+        <w:t xml:space="preserve"> at </w:t>
+      </w:r>
+      <w:proofErr w:type="spellStart"/>
+      <w:r>
+        <w:t>your</w:t>
+      </w:r>
+      <w:proofErr w:type="spellEnd"/>
+      <w:r>
+        <w:t xml:space="preserve"> own </w:t>
+      </w:r>
+      <w:proofErr w:type="spellStart"/>
+      <w:r>
+        <w:t>risk</w:t>
+      </w:r>
+      <w:proofErr w:type="spellEnd"/>
+      <w:r>
+        <w:t xml:space="preserve">. The </w:t>
+      </w:r>
+      <w:proofErr w:type="spellStart"/>
+      <w:r>
+        <w:t>author</w:t>
+      </w:r>
+      <w:proofErr w:type="spellEnd"/>
+      <w:r>
+        <w:t xml:space="preserve"> </w:t>
+      </w:r>
+      <w:proofErr w:type="spellStart"/>
+      <w:r>
+        <w:t>assumes</w:t>
+      </w:r>
+      <w:proofErr w:type="spellEnd"/>
+      <w:r>
+        <w:t xml:space="preserve"> </w:t>
+      </w:r>
+      <w:proofErr w:type="spellStart"/>
+      <w:r>
+        <w:t>no</w:t>
+      </w:r>
+      <w:proofErr w:type="spellEnd"/>
+      <w:r>
+        <w:t xml:space="preserve"> </w:t>
+      </w:r>
+      <w:proofErr w:type="spellStart"/>
+      <w:r>
+        <w:t>liability</w:t>
+      </w:r>
+      <w:proofErr w:type="spellEnd"/>
+      <w:r>
+        <w:t xml:space="preserve"> </w:t>
+      </w:r>
+      <w:proofErr w:type="spellStart"/>
+      <w:r>
+        <w:t>for</w:t>
+      </w:r>
+      <w:proofErr w:type="spellEnd"/>
+      <w:r>
+        <w:t xml:space="preserve"> </w:t>
+      </w:r>
+      <w:proofErr w:type="spellStart"/>
+      <w:r>
+        <w:t>data</w:t>
+      </w:r>
+      <w:proofErr w:type="spellEnd"/>
+      <w:r>
+        <w:t xml:space="preserve"> </w:t>
+      </w:r>
+      <w:proofErr w:type="spellStart"/>
+      <w:r>
+        <w:t>loss</w:t>
+      </w:r>
+      <w:proofErr w:type="spellEnd"/>
+      <w:r>
+        <w:t xml:space="preserve">, </w:t>
+      </w:r>
+      <w:proofErr w:type="spellStart"/>
+      <w:r>
+        <w:t>tracking</w:t>
+      </w:r>
+      <w:proofErr w:type="spellEnd"/>
+      <w:r>
+        <w:t xml:space="preserve"> </w:t>
+      </w:r>
+      <w:proofErr w:type="spellStart"/>
+      <w:r>
+        <w:t>disruptions</w:t>
+      </w:r>
+      <w:proofErr w:type="spellEnd"/>
+      <w:r>
+        <w:t xml:space="preserve">, </w:t>
+      </w:r>
+      <w:proofErr w:type="spellStart"/>
+      <w:r>
+        <w:t>or</w:t>
+      </w:r>
+      <w:proofErr w:type="spellEnd"/>
+      <w:r>
+        <w:t xml:space="preserve"> </w:t>
+      </w:r>
+      <w:proofErr w:type="spellStart"/>
+      <w:r>
+        <w:t>financial</w:t>
+      </w:r>
+      <w:proofErr w:type="spellEnd"/>
+      <w:r>
+        <w:t xml:space="preserve"> </w:t>
+      </w:r>
+      <w:proofErr w:type="spellStart"/>
+      <w:r>
+        <w:t>damages</w:t>
+      </w:r>
+      <w:proofErr w:type="spellEnd"/>
+      <w:r>
+        <w:t>.</w:t>
       </w:r>
     </w:p>
     <w:p>
@@ -417,12 +2544,85 @@
           <w:bCs/>
         </w:rPr>
       </w:pPr>
-      <w:r>
-        <w:rPr>
-          <w:b/>
-          <w:bCs/>
-        </w:rPr>
-        <w:t xml:space="preserve">Thank you for your purchase! </w:t>
+      <w:proofErr w:type="spellStart"/>
+      <w:r>
+        <w:rPr>
+          <w:b/>
+          <w:bCs/>
+        </w:rPr>
+        <w:t>Thank</w:t>
+      </w:r>
+      <w:proofErr w:type="spellEnd"/>
+      <w:r>
+        <w:rPr>
+          <w:b/>
+          <w:bCs/>
+        </w:rPr>
+        <w:t xml:space="preserve"> </w:t>
+      </w:r>
+      <w:proofErr w:type="spellStart"/>
+      <w:r>
+        <w:rPr>
+          <w:b/>
+          <w:bCs/>
+        </w:rPr>
+        <w:t>you</w:t>
+      </w:r>
+      <w:proofErr w:type="spellEnd"/>
+      <w:r>
+        <w:rPr>
+          <w:b/>
+          <w:bCs/>
+        </w:rPr>
+        <w:t xml:space="preserve"> </w:t>
+      </w:r>
+      <w:proofErr w:type="spellStart"/>
+      <w:r>
+        <w:rPr>
+          <w:b/>
+          <w:bCs/>
+        </w:rPr>
+        <w:t>for</w:t>
+      </w:r>
+      <w:proofErr w:type="spellEnd"/>
+      <w:r>
+        <w:rPr>
+          <w:b/>
+          <w:bCs/>
+        </w:rPr>
+        <w:t xml:space="preserve"> </w:t>
+      </w:r>
+      <w:proofErr w:type="spellStart"/>
+      <w:r>
+        <w:rPr>
+          <w:b/>
+          <w:bCs/>
+        </w:rPr>
+        <w:t>your</w:t>
+      </w:r>
+      <w:proofErr w:type="spellEnd"/>
+      <w:r>
+        <w:rPr>
+          <w:b/>
+          <w:bCs/>
+        </w:rPr>
+        <w:t xml:space="preserve"> </w:t>
+      </w:r>
+      <w:proofErr w:type="spellStart"/>
+      <w:r>
+        <w:rPr>
+          <w:b/>
+          <w:bCs/>
+        </w:rPr>
+        <w:t>purchase</w:t>
+      </w:r>
+      <w:proofErr w:type="spellEnd"/>
+      <w:r>
+        <w:rPr>
+          <w:b/>
+          <w:bCs/>
+        </w:rPr>
+        <w:t xml:space="preserve">! </w:t>
       </w:r>
       <w:r>
         <w:rPr>
@@ -440,12 +2640,325 @@
           <w:bCs/>
         </w:rPr>
       </w:pPr>
-      <w:r>
-        <w:rPr>
-          <w:b/>
-          <w:bCs/>
-        </w:rPr>
-        <w:t>Thank you for choosing the sGTM Client Template for Braze™ Proxying by datapip.de. Below you will find the custom client and the complete, step-by-step implementation guide for downloading.</w:t>
+      <w:proofErr w:type="spellStart"/>
+      <w:r>
+        <w:rPr>
+          <w:b/>
+          <w:bCs/>
+        </w:rPr>
+        <w:t>Thank</w:t>
+      </w:r>
+      <w:proofErr w:type="spellEnd"/>
+      <w:r>
+        <w:rPr>
+          <w:b/>
+          <w:bCs/>
+        </w:rPr>
+        <w:t xml:space="preserve"> </w:t>
+      </w:r>
+      <w:proofErr w:type="spellStart"/>
+      <w:r>
+        <w:rPr>
+          <w:b/>
+          <w:bCs/>
+        </w:rPr>
+        <w:t>you</w:t>
+      </w:r>
+      <w:proofErr w:type="spellEnd"/>
+      <w:r>
+        <w:rPr>
+          <w:b/>
+          <w:bCs/>
+        </w:rPr>
+        <w:t xml:space="preserve"> </w:t>
+      </w:r>
+      <w:proofErr w:type="spellStart"/>
+      <w:r>
+        <w:rPr>
+          <w:b/>
+          <w:bCs/>
+        </w:rPr>
+        <w:t>for</w:t>
+      </w:r>
+      <w:proofErr w:type="spellEnd"/>
+      <w:r>
+        <w:rPr>
+          <w:b/>
+          <w:bCs/>
+        </w:rPr>
+        <w:t xml:space="preserve"> </w:t>
+      </w:r>
+      <w:proofErr w:type="spellStart"/>
+      <w:r>
+        <w:rPr>
+          <w:b/>
+          <w:bCs/>
+        </w:rPr>
+        <w:t>choosing</w:t>
+      </w:r>
+      <w:proofErr w:type="spellEnd"/>
+      <w:r>
+        <w:rPr>
+          <w:b/>
+          <w:bCs/>
+        </w:rPr>
+        <w:t xml:space="preserve"> </w:t>
+      </w:r>
+      <w:proofErr w:type="spellStart"/>
+      <w:r>
+        <w:rPr>
+          <w:b/>
+          <w:bCs/>
+        </w:rPr>
+        <w:t>the</w:t>
+      </w:r>
+      <w:proofErr w:type="spellEnd"/>
+      <w:r>
+        <w:rPr>
+          <w:b/>
+          <w:bCs/>
+        </w:rPr>
+        <w:t xml:space="preserve"> </w:t>
+      </w:r>
+      <w:proofErr w:type="spellStart"/>
+      <w:r>
+        <w:rPr>
+          <w:b/>
+          <w:bCs/>
+        </w:rPr>
+        <w:t>sGTM</w:t>
+      </w:r>
+      <w:proofErr w:type="spellEnd"/>
+      <w:r>
+        <w:rPr>
+          <w:b/>
+          <w:bCs/>
+        </w:rPr>
+        <w:t xml:space="preserve"> Client Template </w:t>
+      </w:r>
+      <w:proofErr w:type="spellStart"/>
+      <w:r>
+        <w:rPr>
+          <w:b/>
+          <w:bCs/>
+        </w:rPr>
+        <w:t>for</w:t>
+      </w:r>
+      <w:proofErr w:type="spellEnd"/>
+      <w:r>
+        <w:rPr>
+          <w:b/>
+          <w:bCs/>
+        </w:rPr>
+        <w:t xml:space="preserve"> Braze™ </w:t>
+      </w:r>
+      <w:proofErr w:type="spellStart"/>
+      <w:r>
+        <w:rPr>
+          <w:b/>
+          <w:bCs/>
+        </w:rPr>
+        <w:t>Proxying</w:t>
+      </w:r>
+      <w:proofErr w:type="spellEnd"/>
+      <w:r>
+        <w:rPr>
+          <w:b/>
+          <w:bCs/>
+        </w:rPr>
+        <w:t xml:space="preserve"> </w:t>
+      </w:r>
+      <w:proofErr w:type="spellStart"/>
+      <w:r>
+        <w:rPr>
+          <w:b/>
+          <w:bCs/>
+        </w:rPr>
+        <w:t>by</w:t>
+      </w:r>
+      <w:proofErr w:type="spellEnd"/>
+      <w:r>
+        <w:rPr>
+          <w:b/>
+          <w:bCs/>
+        </w:rPr>
+        <w:t xml:space="preserve"> datapip.de. Below </w:t>
+      </w:r>
+      <w:proofErr w:type="spellStart"/>
+      <w:r>
+        <w:rPr>
+          <w:b/>
+          <w:bCs/>
+        </w:rPr>
+        <w:t>you</w:t>
+      </w:r>
+      <w:proofErr w:type="spellEnd"/>
+      <w:r>
+        <w:rPr>
+          <w:b/>
+          <w:bCs/>
+        </w:rPr>
+        <w:t xml:space="preserve"> will find </w:t>
+      </w:r>
+      <w:proofErr w:type="spellStart"/>
+      <w:r>
+        <w:rPr>
+          <w:b/>
+          <w:bCs/>
+        </w:rPr>
+        <w:t>the</w:t>
+      </w:r>
+      <w:proofErr w:type="spellEnd"/>
+      <w:r>
+        <w:rPr>
+          <w:b/>
+          <w:bCs/>
+        </w:rPr>
+        <w:t xml:space="preserve"> </w:t>
+      </w:r>
+      <w:proofErr w:type="spellStart"/>
+      <w:r>
+        <w:rPr>
+          <w:b/>
+          <w:bCs/>
+        </w:rPr>
+        <w:t>custom</w:t>
+      </w:r>
+      <w:proofErr w:type="spellEnd"/>
+      <w:r>
+        <w:rPr>
+          <w:b/>
+          <w:bCs/>
+        </w:rPr>
+        <w:t xml:space="preserve"> </w:t>
+      </w:r>
+      <w:proofErr w:type="spellStart"/>
+      <w:r>
+        <w:rPr>
+          <w:b/>
+          <w:bCs/>
+        </w:rPr>
+        <w:t>client</w:t>
+      </w:r>
+      <w:proofErr w:type="spellEnd"/>
+      <w:r>
+        <w:rPr>
+          <w:b/>
+          <w:bCs/>
+        </w:rPr>
+        <w:t xml:space="preserve"> and </w:t>
+      </w:r>
+      <w:proofErr w:type="spellStart"/>
+      <w:r>
+        <w:rPr>
+          <w:b/>
+          <w:bCs/>
+        </w:rPr>
+        <w:t>the</w:t>
+      </w:r>
+      <w:proofErr w:type="spellEnd"/>
+      <w:r>
+        <w:rPr>
+          <w:b/>
+          <w:bCs/>
+        </w:rPr>
+        <w:t xml:space="preserve"> </w:t>
+      </w:r>
+      <w:proofErr w:type="spellStart"/>
+      <w:r>
+        <w:rPr>
+          <w:b/>
+          <w:bCs/>
+        </w:rPr>
+        <w:t>complete</w:t>
+      </w:r>
+      <w:proofErr w:type="spellEnd"/>
+      <w:r>
+        <w:rPr>
+          <w:b/>
+          <w:bCs/>
+        </w:rPr>
+        <w:t xml:space="preserve">, </w:t>
+      </w:r>
+      <w:proofErr w:type="spellStart"/>
+      <w:r>
+        <w:rPr>
+          <w:b/>
+          <w:bCs/>
+        </w:rPr>
+        <w:t>step-by-step</w:t>
+      </w:r>
+      <w:proofErr w:type="spellEnd"/>
+      <w:r>
+        <w:rPr>
+          <w:b/>
+          <w:bCs/>
+        </w:rPr>
+        <w:t xml:space="preserve"> </w:t>
+      </w:r>
+      <w:proofErr w:type="spellStart"/>
+      <w:r>
+        <w:rPr>
+          <w:b/>
+          <w:bCs/>
+        </w:rPr>
+        <w:t>implementation</w:t>
+      </w:r>
+      <w:proofErr w:type="spellEnd"/>
+      <w:r>
+        <w:rPr>
+          <w:b/>
+          <w:bCs/>
+        </w:rPr>
+        <w:t xml:space="preserve"> </w:t>
+      </w:r>
+      <w:proofErr w:type="spellStart"/>
+      <w:r>
+        <w:rPr>
+          <w:b/>
+          <w:bCs/>
+        </w:rPr>
+        <w:t>guide</w:t>
+      </w:r>
+      <w:proofErr w:type="spellEnd"/>
+      <w:r>
+        <w:rPr>
+          <w:b/>
+          <w:bCs/>
+        </w:rPr>
+        <w:t xml:space="preserve"> </w:t>
+      </w:r>
+      <w:proofErr w:type="spellStart"/>
+      <w:r>
+        <w:rPr>
+          <w:b/>
+          <w:bCs/>
+        </w:rPr>
+        <w:t>for</w:t>
+      </w:r>
+      <w:proofErr w:type="spellEnd"/>
+      <w:r>
+        <w:rPr>
+          <w:b/>
+          <w:bCs/>
+        </w:rPr>
+        <w:t xml:space="preserve"> </w:t>
+      </w:r>
+      <w:proofErr w:type="spellStart"/>
+      <w:r>
+        <w:rPr>
+          <w:b/>
+          <w:bCs/>
+        </w:rPr>
+        <w:t>downloading</w:t>
+      </w:r>
+      <w:proofErr w:type="spellEnd"/>
+      <w:r>
+        <w:rPr>
+          <w:b/>
+          <w:bCs/>
+        </w:rPr>
+        <w:t>.</w:t>
       </w:r>
     </w:p>
     <w:p>
@@ -460,7 +2973,23 @@
           <w:b/>
           <w:bCs/>
         </w:rPr>
-        <w:t>The files:</w:t>
+        <w:t xml:space="preserve">The </w:t>
+      </w:r>
+      <w:proofErr w:type="spellStart"/>
+      <w:r>
+        <w:rPr>
+          <w:b/>
+          <w:bCs/>
+        </w:rPr>
+        <w:t>files</w:t>
+      </w:r>
+      <w:proofErr w:type="spellEnd"/>
+      <w:r>
+        <w:rPr>
+          <w:b/>
+          <w:bCs/>
+        </w:rPr>
+        <w:t>:</w:t>
       </w:r>
     </w:p>
     <w:p>
@@ -490,7 +3019,23 @@
           <w:b/>
           <w:bCs/>
         </w:rPr>
-        <w:t>The documentation:</w:t>
+        <w:t xml:space="preserve">The </w:t>
+      </w:r>
+      <w:proofErr w:type="spellStart"/>
+      <w:r>
+        <w:rPr>
+          <w:b/>
+          <w:bCs/>
+        </w:rPr>
+        <w:t>documentation</w:t>
+      </w:r>
+      <w:proofErr w:type="spellEnd"/>
+      <w:r>
+        <w:rPr>
+          <w:b/>
+          <w:bCs/>
+        </w:rPr>
+        <w:t>:</w:t>
       </w:r>
     </w:p>
     <w:p>
@@ -513,8 +3058,65 @@
           <w:b/>
           <w:bCs/>
         </w:rPr>
-        <w:t xml:space="preserve"> Step 1 — Import the Template into sGTM</w:t>
-      </w:r>
+        <w:t xml:space="preserve"> </w:t>
+      </w:r>
+      <w:proofErr w:type="spellStart"/>
+      <w:r>
+        <w:rPr>
+          <w:b/>
+          <w:bCs/>
+        </w:rPr>
+        <w:t>Step</w:t>
+      </w:r>
+      <w:proofErr w:type="spellEnd"/>
+      <w:r>
+        <w:rPr>
+          <w:b/>
+          <w:bCs/>
+        </w:rPr>
+        <w:t xml:space="preserve"> 1 — Import </w:t>
+      </w:r>
+      <w:proofErr w:type="spellStart"/>
+      <w:r>
+        <w:rPr>
+          <w:b/>
+          <w:bCs/>
+        </w:rPr>
+        <w:t>the</w:t>
+      </w:r>
+      <w:proofErr w:type="spellEnd"/>
+      <w:r>
+        <w:rPr>
+          <w:b/>
+          <w:bCs/>
+        </w:rPr>
+        <w:t xml:space="preserve"> Template </w:t>
+      </w:r>
+      <w:proofErr w:type="spellStart"/>
+      <w:r>
+        <w:rPr>
+          <w:b/>
+          <w:bCs/>
+        </w:rPr>
+        <w:t>into</w:t>
+      </w:r>
+      <w:proofErr w:type="spellEnd"/>
+      <w:r>
+        <w:rPr>
+          <w:b/>
+          <w:bCs/>
+        </w:rPr>
+        <w:t xml:space="preserve"> </w:t>
+      </w:r>
+      <w:proofErr w:type="spellStart"/>
+      <w:r>
+        <w:rPr>
+          <w:b/>
+          <w:bCs/>
+        </w:rPr>
+        <w:t>sGTM</w:t>
+      </w:r>
+      <w:proofErr w:type="spellEnd"/>
     </w:p>
     <w:p>
       <w:pPr>
@@ -524,7 +3126,15 @@
         </w:numPr>
       </w:pPr>
       <w:r>
-        <w:t xml:space="preserve">In your Google Tag Manager </w:t>
+        <w:t xml:space="preserve">In </w:t>
+      </w:r>
+      <w:proofErr w:type="spellStart"/>
+      <w:r>
+        <w:t>your</w:t>
+      </w:r>
+      <w:proofErr w:type="spellEnd"/>
+      <w:r>
+        <w:t xml:space="preserve"> Google Tag Manager </w:t>
       </w:r>
       <w:r>
         <w:rPr>
@@ -534,7 +3144,23 @@
         <w:t>Server Container</w:t>
       </w:r>
       <w:r>
-        <w:t xml:space="preserve">, navigate to </w:t>
+        <w:t xml:space="preserve">, </w:t>
+      </w:r>
+      <w:proofErr w:type="spellStart"/>
+      <w:r>
+        <w:t>navigate</w:t>
+      </w:r>
+      <w:proofErr w:type="spellEnd"/>
+      <w:r>
+        <w:t xml:space="preserve"> </w:t>
+      </w:r>
+      <w:proofErr w:type="spellStart"/>
+      <w:r>
+        <w:t>to</w:t>
+      </w:r>
+      <w:proofErr w:type="spellEnd"/>
+      <w:r>
+        <w:t xml:space="preserve"> </w:t>
       </w:r>
       <w:r>
         <w:rPr>
@@ -544,7 +3170,31 @@
         <w:t>Templates</w:t>
       </w:r>
       <w:r>
-        <w:t xml:space="preserve"> on the left-hand menu.</w:t>
+        <w:t xml:space="preserve"> on </w:t>
+      </w:r>
+      <w:proofErr w:type="spellStart"/>
+      <w:r>
+        <w:t>the</w:t>
+      </w:r>
+      <w:proofErr w:type="spellEnd"/>
+      <w:r>
+        <w:t xml:space="preserve"> </w:t>
+      </w:r>
+      <w:proofErr w:type="spellStart"/>
+      <w:r>
+        <w:t>left</w:t>
+      </w:r>
+      <w:proofErr w:type="spellEnd"/>
+      <w:r>
+        <w:t xml:space="preserve">-hand </w:t>
+      </w:r>
+      <w:proofErr w:type="spellStart"/>
+      <w:r>
+        <w:t>menu</w:t>
+      </w:r>
+      <w:proofErr w:type="spellEnd"/>
+      <w:r>
+        <w:t>.</w:t>
       </w:r>
     </w:p>
     <w:p>
@@ -555,7 +3205,15 @@
         </w:numPr>
       </w:pPr>
       <w:r>
-        <w:t xml:space="preserve">In the </w:t>
+        <w:t xml:space="preserve">In </w:t>
+      </w:r>
+      <w:proofErr w:type="spellStart"/>
+      <w:r>
+        <w:t>the</w:t>
+      </w:r>
+      <w:proofErr w:type="spellEnd"/>
+      <w:r>
+        <w:t xml:space="preserve"> </w:t>
       </w:r>
       <w:r>
         <w:rPr>
@@ -565,7 +3223,31 @@
         <w:t>Client Templates</w:t>
       </w:r>
       <w:r>
-        <w:t xml:space="preserve"> section, click the </w:t>
+        <w:t xml:space="preserve"> </w:t>
+      </w:r>
+      <w:proofErr w:type="spellStart"/>
+      <w:r>
+        <w:t>section</w:t>
+      </w:r>
+      <w:proofErr w:type="spellEnd"/>
+      <w:r>
+        <w:t xml:space="preserve">, </w:t>
+      </w:r>
+      <w:proofErr w:type="spellStart"/>
+      <w:r>
+        <w:t>click</w:t>
+      </w:r>
+      <w:proofErr w:type="spellEnd"/>
+      <w:r>
+        <w:t xml:space="preserve"> </w:t>
+      </w:r>
+      <w:proofErr w:type="spellStart"/>
+      <w:r>
+        <w:t>the</w:t>
+      </w:r>
+      <w:proofErr w:type="spellEnd"/>
+      <w:r>
+        <w:t xml:space="preserve"> </w:t>
       </w:r>
       <w:r>
         <w:rPr>
@@ -575,7 +3257,15 @@
         <w:t>New</w:t>
       </w:r>
       <w:r>
-        <w:t xml:space="preserve"> button.</w:t>
+        <w:t xml:space="preserve"> </w:t>
+      </w:r>
+      <w:proofErr w:type="spellStart"/>
+      <w:r>
+        <w:t>button</w:t>
+      </w:r>
+      <w:proofErr w:type="spellEnd"/>
+      <w:r>
+        <w:t>.</w:t>
       </w:r>
     </w:p>
     <w:p>
@@ -586,7 +3276,71 @@
         </w:numPr>
       </w:pPr>
       <w:r>
-        <w:t xml:space="preserve">Click the three vertical dots (top-right contextual menu) and select </w:t>
+        <w:t xml:space="preserve">Click </w:t>
+      </w:r>
+      <w:proofErr w:type="spellStart"/>
+      <w:r>
+        <w:t>the</w:t>
+      </w:r>
+      <w:proofErr w:type="spellEnd"/>
+      <w:r>
+        <w:t xml:space="preserve"> </w:t>
+      </w:r>
+      <w:proofErr w:type="spellStart"/>
+      <w:r>
+        <w:t>three</w:t>
+      </w:r>
+      <w:proofErr w:type="spellEnd"/>
+      <w:r>
+        <w:t xml:space="preserve"> </w:t>
+      </w:r>
+      <w:proofErr w:type="spellStart"/>
+      <w:r>
+        <w:t>vertical</w:t>
+      </w:r>
+      <w:proofErr w:type="spellEnd"/>
+      <w:r>
+        <w:t xml:space="preserve"> </w:t>
+      </w:r>
+      <w:proofErr w:type="spellStart"/>
+      <w:r>
+        <w:t>dots</w:t>
+      </w:r>
+      <w:proofErr w:type="spellEnd"/>
+      <w:r>
+        <w:t xml:space="preserve"> (top-</w:t>
+      </w:r>
+      <w:proofErr w:type="spellStart"/>
+      <w:r>
+        <w:t>right</w:t>
+      </w:r>
+      <w:proofErr w:type="spellEnd"/>
+      <w:r>
+        <w:t xml:space="preserve"> </w:t>
+      </w:r>
+      <w:proofErr w:type="spellStart"/>
+      <w:r>
+        <w:t>contextual</w:t>
+      </w:r>
+      <w:proofErr w:type="spellEnd"/>
+      <w:r>
+        <w:t xml:space="preserve"> </w:t>
+      </w:r>
+      <w:proofErr w:type="spellStart"/>
+      <w:r>
+        <w:t>menu</w:t>
+      </w:r>
+      <w:proofErr w:type="spellEnd"/>
+      <w:r>
+        <w:t xml:space="preserve">) and </w:t>
+      </w:r>
+      <w:proofErr w:type="spellStart"/>
+      <w:r>
+        <w:t>select</w:t>
+      </w:r>
+      <w:proofErr w:type="spellEnd"/>
+      <w:r>
+        <w:t xml:space="preserve"> </w:t>
       </w:r>
       <w:r>
         <w:rPr>
@@ -606,9 +3360,51 @@
           <w:numId w:val="5"/>
         </w:numPr>
       </w:pPr>
-      <w:r>
-        <w:t>Choose the downloaded file: custom-client-braze-proxy.tpl</w:t>
-      </w:r>
+      <w:proofErr w:type="spellStart"/>
+      <w:r>
+        <w:t>Choose</w:t>
+      </w:r>
+      <w:proofErr w:type="spellEnd"/>
+      <w:r>
+        <w:t xml:space="preserve"> </w:t>
+      </w:r>
+      <w:proofErr w:type="spellStart"/>
+      <w:r>
+        <w:t>the</w:t>
+      </w:r>
+      <w:proofErr w:type="spellEnd"/>
+      <w:r>
+        <w:t xml:space="preserve"> </w:t>
+      </w:r>
+      <w:proofErr w:type="spellStart"/>
+      <w:r>
+        <w:t>downloaded</w:t>
+      </w:r>
+      <w:proofErr w:type="spellEnd"/>
+      <w:r>
+        <w:t xml:space="preserve"> file: </w:t>
+      </w:r>
+      <w:proofErr w:type="spellStart"/>
+      <w:r>
+        <w:t>custom</w:t>
+      </w:r>
+      <w:proofErr w:type="spellEnd"/>
+      <w:r>
+        <w:t>-client-</w:t>
+      </w:r>
+      <w:proofErr w:type="spellStart"/>
+      <w:r>
+        <w:t>braze</w:t>
+      </w:r>
+      <w:proofErr w:type="spellEnd"/>
+      <w:r>
+        <w:t>-</w:t>
+      </w:r>
+      <w:proofErr w:type="spellStart"/>
+      <w:r>
+        <w:t>proxy.tpl</w:t>
+      </w:r>
+      <w:proofErr w:type="spellEnd"/>
     </w:p>
     <w:p>
       <w:pPr>
@@ -628,7 +3424,71 @@
         <w:t>Save</w:t>
       </w:r>
       <w:r>
-        <w:t xml:space="preserve"> in the top right corner and close the template editor panel.</w:t>
+        <w:t xml:space="preserve"> in </w:t>
+      </w:r>
+      <w:proofErr w:type="spellStart"/>
+      <w:r>
+        <w:t>the</w:t>
+      </w:r>
+      <w:proofErr w:type="spellEnd"/>
+      <w:r>
+        <w:t xml:space="preserve"> top </w:t>
+      </w:r>
+      <w:proofErr w:type="spellStart"/>
+      <w:r>
+        <w:t>right</w:t>
+      </w:r>
+      <w:proofErr w:type="spellEnd"/>
+      <w:r>
+        <w:t xml:space="preserve"> </w:t>
+      </w:r>
+      <w:proofErr w:type="spellStart"/>
+      <w:r>
+        <w:t>corner</w:t>
+      </w:r>
+      <w:proofErr w:type="spellEnd"/>
+      <w:r>
+        <w:t xml:space="preserve"> and </w:t>
+      </w:r>
+      <w:proofErr w:type="spellStart"/>
+      <w:r>
+        <w:t>close</w:t>
+      </w:r>
+      <w:proofErr w:type="spellEnd"/>
+      <w:r>
+        <w:t xml:space="preserve"> </w:t>
+      </w:r>
+      <w:proofErr w:type="spellStart"/>
+      <w:r>
+        <w:t>the</w:t>
+      </w:r>
+      <w:proofErr w:type="spellEnd"/>
+      <w:r>
+        <w:t xml:space="preserve"> </w:t>
+      </w:r>
+      <w:proofErr w:type="spellStart"/>
+      <w:r>
+        <w:t>template</w:t>
+      </w:r>
+      <w:proofErr w:type="spellEnd"/>
+      <w:r>
+        <w:t xml:space="preserve"> </w:t>
+      </w:r>
+      <w:proofErr w:type="spellStart"/>
+      <w:r>
+        <w:t>editor</w:t>
+      </w:r>
+      <w:proofErr w:type="spellEnd"/>
+      <w:r>
+        <w:t xml:space="preserve"> </w:t>
+      </w:r>
+      <w:proofErr w:type="spellStart"/>
+      <w:r>
+        <w:t>panel</w:t>
+      </w:r>
+      <w:proofErr w:type="spellEnd"/>
+      <w:r>
+        <w:t>.</w:t>
       </w:r>
     </w:p>
     <w:p>
@@ -651,7 +3511,55 @@
           <w:b/>
           <w:bCs/>
         </w:rPr>
-        <w:t xml:space="preserve"> Step 2 — Create and Configure the Client</w:t>
+        <w:t xml:space="preserve"> </w:t>
+      </w:r>
+      <w:proofErr w:type="spellStart"/>
+      <w:r>
+        <w:rPr>
+          <w:b/>
+          <w:bCs/>
+        </w:rPr>
+        <w:t>Step</w:t>
+      </w:r>
+      <w:proofErr w:type="spellEnd"/>
+      <w:r>
+        <w:rPr>
+          <w:b/>
+          <w:bCs/>
+        </w:rPr>
+        <w:t xml:space="preserve"> 2 — Create and </w:t>
+      </w:r>
+      <w:proofErr w:type="spellStart"/>
+      <w:r>
+        <w:rPr>
+          <w:b/>
+          <w:bCs/>
+        </w:rPr>
+        <w:t>Configure</w:t>
+      </w:r>
+      <w:proofErr w:type="spellEnd"/>
+      <w:r>
+        <w:rPr>
+          <w:b/>
+          <w:bCs/>
+        </w:rPr>
+        <w:t xml:space="preserve"> </w:t>
+      </w:r>
+      <w:proofErr w:type="spellStart"/>
+      <w:r>
+        <w:rPr>
+          <w:b/>
+          <w:bCs/>
+        </w:rPr>
+        <w:t>the</w:t>
+      </w:r>
+      <w:proofErr w:type="spellEnd"/>
+      <w:r>
+        <w:rPr>
+          <w:b/>
+          <w:bCs/>
+        </w:rPr>
+        <w:t xml:space="preserve"> Client</w:t>
       </w:r>
     </w:p>
     <w:p>
@@ -661,8 +3569,21 @@
           <w:numId w:val="6"/>
         </w:numPr>
       </w:pPr>
-      <w:r>
-        <w:t xml:space="preserve">Navigate to </w:t>
+      <w:proofErr w:type="spellStart"/>
+      <w:r>
+        <w:t>Navigate</w:t>
+      </w:r>
+      <w:proofErr w:type="spellEnd"/>
+      <w:r>
+        <w:t xml:space="preserve"> </w:t>
+      </w:r>
+      <w:proofErr w:type="spellStart"/>
+      <w:r>
+        <w:t>to</w:t>
+      </w:r>
+      <w:proofErr w:type="spellEnd"/>
+      <w:r>
+        <w:t xml:space="preserve"> </w:t>
       </w:r>
       <w:r>
         <w:rPr>
@@ -672,7 +3593,39 @@
         <w:t>Clients</w:t>
       </w:r>
       <w:r>
-        <w:t xml:space="preserve"> in the left-hand menu and click </w:t>
+        <w:t xml:space="preserve"> in </w:t>
+      </w:r>
+      <w:proofErr w:type="spellStart"/>
+      <w:r>
+        <w:t>the</w:t>
+      </w:r>
+      <w:proofErr w:type="spellEnd"/>
+      <w:r>
+        <w:t xml:space="preserve"> </w:t>
+      </w:r>
+      <w:proofErr w:type="spellStart"/>
+      <w:r>
+        <w:t>left</w:t>
+      </w:r>
+      <w:proofErr w:type="spellEnd"/>
+      <w:r>
+        <w:t xml:space="preserve">-hand </w:t>
+      </w:r>
+      <w:proofErr w:type="spellStart"/>
+      <w:r>
+        <w:t>menu</w:t>
+      </w:r>
+      <w:proofErr w:type="spellEnd"/>
+      <w:r>
+        <w:t xml:space="preserve"> and </w:t>
+      </w:r>
+      <w:proofErr w:type="spellStart"/>
+      <w:r>
+        <w:t>click</w:t>
+      </w:r>
+      <w:proofErr w:type="spellEnd"/>
+      <w:r>
+        <w:t xml:space="preserve"> </w:t>
       </w:r>
       <w:r>
         <w:rPr>
@@ -700,10 +3653,51 @@
           <w:b/>
           <w:bCs/>
         </w:rPr>
-        <w:t>Client Configuration</w:t>
-      </w:r>
-      <w:r>
-        <w:t xml:space="preserve"> and select your newly imported </w:t>
+        <w:t xml:space="preserve">Client </w:t>
+      </w:r>
+      <w:proofErr w:type="spellStart"/>
+      <w:r>
+        <w:rPr>
+          <w:b/>
+          <w:bCs/>
+        </w:rPr>
+        <w:t>Configuration</w:t>
+      </w:r>
+      <w:proofErr w:type="spellEnd"/>
+      <w:r>
+        <w:t xml:space="preserve"> and </w:t>
+      </w:r>
+      <w:proofErr w:type="spellStart"/>
+      <w:r>
+        <w:t>select</w:t>
+      </w:r>
+      <w:proofErr w:type="spellEnd"/>
+      <w:r>
+        <w:t xml:space="preserve"> </w:t>
+      </w:r>
+      <w:proofErr w:type="spellStart"/>
+      <w:r>
+        <w:t>your</w:t>
+      </w:r>
+      <w:proofErr w:type="spellEnd"/>
+      <w:r>
+        <w:t xml:space="preserve"> </w:t>
+      </w:r>
+      <w:proofErr w:type="spellStart"/>
+      <w:r>
+        <w:t>newly</w:t>
+      </w:r>
+      <w:proofErr w:type="spellEnd"/>
+      <w:r>
+        <w:t xml:space="preserve"> </w:t>
+      </w:r>
+      <w:proofErr w:type="spellStart"/>
+      <w:r>
+        <w:t>imported</w:t>
+      </w:r>
+      <w:proofErr w:type="spellEnd"/>
+      <w:r>
+        <w:t xml:space="preserve"> </w:t>
       </w:r>
       <w:r>
         <w:rPr>
@@ -723,8 +3717,37 @@
           <w:numId w:val="6"/>
         </w:numPr>
       </w:pPr>
-      <w:r>
-        <w:t>Configure the following parameters:</w:t>
+      <w:proofErr w:type="spellStart"/>
+      <w:r>
+        <w:t>Configure</w:t>
+      </w:r>
+      <w:proofErr w:type="spellEnd"/>
+      <w:r>
+        <w:t xml:space="preserve"> </w:t>
+      </w:r>
+      <w:proofErr w:type="spellStart"/>
+      <w:r>
+        <w:t>the</w:t>
+      </w:r>
+      <w:proofErr w:type="spellEnd"/>
+      <w:r>
+        <w:t xml:space="preserve"> </w:t>
+      </w:r>
+      <w:proofErr w:type="spellStart"/>
+      <w:r>
+        <w:t>following</w:t>
+      </w:r>
+      <w:proofErr w:type="spellEnd"/>
+      <w:r>
+        <w:t xml:space="preserve"> </w:t>
+      </w:r>
+      <w:proofErr w:type="spellStart"/>
+      <w:r>
+        <w:t>parameters</w:t>
+      </w:r>
+      <w:proofErr w:type="spellEnd"/>
+      <w:r>
+        <w:t>:</w:t>
       </w:r>
     </w:p>
     <w:p>
@@ -739,10 +3762,50 @@
           <w:b/>
           <w:bCs/>
         </w:rPr>
-        <w:t>API Endpoint:</w:t>
-      </w:r>
-      <w:r>
-        <w:t xml:space="preserve"> Enter your project-specific Braze SDK endpoint (e.g., https://sdk.</w:t>
+        <w:t xml:space="preserve">API </w:t>
+      </w:r>
+      <w:proofErr w:type="spellStart"/>
+      <w:r>
+        <w:rPr>
+          <w:b/>
+          <w:bCs/>
+        </w:rPr>
+        <w:t>Endpoint</w:t>
+      </w:r>
+      <w:proofErr w:type="spellEnd"/>
+      <w:r>
+        <w:rPr>
+          <w:b/>
+          <w:bCs/>
+        </w:rPr>
+        <w:t>:</w:t>
+      </w:r>
+      <w:r>
+        <w:t xml:space="preserve"> Enter </w:t>
+      </w:r>
+      <w:proofErr w:type="spellStart"/>
+      <w:r>
+        <w:t>your</w:t>
+      </w:r>
+      <w:proofErr w:type="spellEnd"/>
+      <w:r>
+        <w:t xml:space="preserve"> </w:t>
+      </w:r>
+      <w:proofErr w:type="spellStart"/>
+      <w:r>
+        <w:t>project-specific</w:t>
+      </w:r>
+      <w:proofErr w:type="spellEnd"/>
+      <w:r>
+        <w:t xml:space="preserve"> Braze SDK </w:t>
+      </w:r>
+      <w:proofErr w:type="spellStart"/>
+      <w:r>
+        <w:t>endpoint</w:t>
+      </w:r>
+      <w:proofErr w:type="spellEnd"/>
+      <w:r>
+        <w:t xml:space="preserve"> (e.g., https://sdk.</w:t>
       </w:r>
       <w:r>
         <w:t>ex</w:t>
@@ -754,15 +3817,80 @@
         <w:t>1</w:t>
       </w:r>
       <w:r>
-        <w:t xml:space="preserve">.braze.eu). You can locate this string in your Braze Dashboard under </w:t>
+        <w:t xml:space="preserve">.braze.eu). </w:t>
+      </w:r>
+      <w:proofErr w:type="spellStart"/>
+      <w:r>
+        <w:t>You</w:t>
+      </w:r>
+      <w:proofErr w:type="spellEnd"/>
+      <w:r>
+        <w:t xml:space="preserve"> </w:t>
+      </w:r>
+      <w:proofErr w:type="spellStart"/>
+      <w:r>
+        <w:t>can</w:t>
+      </w:r>
+      <w:proofErr w:type="spellEnd"/>
+      <w:r>
+        <w:t xml:space="preserve"> </w:t>
+      </w:r>
+      <w:proofErr w:type="spellStart"/>
+      <w:r>
+        <w:t>locate</w:t>
+      </w:r>
+      <w:proofErr w:type="spellEnd"/>
+      <w:r>
+        <w:t xml:space="preserve"> </w:t>
+      </w:r>
+      <w:proofErr w:type="spellStart"/>
+      <w:r>
+        <w:t>this</w:t>
+      </w:r>
+      <w:proofErr w:type="spellEnd"/>
+      <w:r>
+        <w:t xml:space="preserve"> </w:t>
+      </w:r>
+      <w:proofErr w:type="spellStart"/>
+      <w:r>
+        <w:t>string</w:t>
+      </w:r>
+      <w:proofErr w:type="spellEnd"/>
+      <w:r>
+        <w:t xml:space="preserve"> in </w:t>
+      </w:r>
+      <w:proofErr w:type="spellStart"/>
+      <w:r>
+        <w:t>your</w:t>
+      </w:r>
+      <w:proofErr w:type="spellEnd"/>
+      <w:r>
+        <w:t xml:space="preserve"> Braze Dashboard </w:t>
+      </w:r>
+      <w:proofErr w:type="spellStart"/>
+      <w:r>
+        <w:t>under</w:t>
+      </w:r>
+      <w:proofErr w:type="spellEnd"/>
+      <w:r>
+        <w:t xml:space="preserve"> </w:t>
       </w:r>
       <w:r>
         <w:rPr>
           <w:i/>
           <w:iCs/>
         </w:rPr>
-        <w:t>Settings &gt; App Settings &gt; SDK Endpoint</w:t>
-      </w:r>
+        <w:t xml:space="preserve">Settings &gt; App Settings &gt; SDK </w:t>
+      </w:r>
+      <w:proofErr w:type="spellStart"/>
+      <w:r>
+        <w:rPr>
+          <w:i/>
+          <w:iCs/>
+        </w:rPr>
+        <w:t>Endpoint</w:t>
+      </w:r>
+      <w:proofErr w:type="spellEnd"/>
       <w:r>
         <w:t>.</w:t>
       </w:r>
@@ -774,15 +3902,128 @@
           <w:numId w:val="6"/>
         </w:numPr>
       </w:pPr>
-      <w:r>
-        <w:rPr>
-          <w:b/>
-          <w:bCs/>
-        </w:rPr>
-        <w:t>Allowed API Keys (Recommended):</w:t>
-      </w:r>
-      <w:r>
-        <w:t xml:space="preserve"> Enter your authorized Braze Web API key(s) to strictly secure your infrastructure endpoint against unauthorized proxy use.</w:t>
+      <w:proofErr w:type="spellStart"/>
+      <w:r>
+        <w:rPr>
+          <w:b/>
+          <w:bCs/>
+        </w:rPr>
+        <w:t>Allowed</w:t>
+      </w:r>
+      <w:proofErr w:type="spellEnd"/>
+      <w:r>
+        <w:rPr>
+          <w:b/>
+          <w:bCs/>
+        </w:rPr>
+        <w:t xml:space="preserve"> API Keys (Recommended):</w:t>
+      </w:r>
+      <w:r>
+        <w:t xml:space="preserve"> Enter </w:t>
+      </w:r>
+      <w:proofErr w:type="spellStart"/>
+      <w:r>
+        <w:t>your</w:t>
+      </w:r>
+      <w:proofErr w:type="spellEnd"/>
+      <w:r>
+        <w:t xml:space="preserve"> </w:t>
+      </w:r>
+      <w:proofErr w:type="spellStart"/>
+      <w:r>
+        <w:t>authorized</w:t>
+      </w:r>
+      <w:proofErr w:type="spellEnd"/>
+      <w:r>
+        <w:t xml:space="preserve"> Braze Web API </w:t>
+      </w:r>
+      <w:proofErr w:type="spellStart"/>
+      <w:r>
+        <w:t>key</w:t>
+      </w:r>
+      <w:proofErr w:type="spellEnd"/>
+      <w:r>
+        <w:t xml:space="preserve">(s) </w:t>
+      </w:r>
+      <w:proofErr w:type="spellStart"/>
+      <w:r>
+        <w:t>to</w:t>
+      </w:r>
+      <w:proofErr w:type="spellEnd"/>
+      <w:r>
+        <w:t xml:space="preserve"> </w:t>
+      </w:r>
+      <w:proofErr w:type="spellStart"/>
+      <w:r>
+        <w:t>strictly</w:t>
+      </w:r>
+      <w:proofErr w:type="spellEnd"/>
+      <w:r>
+        <w:t xml:space="preserve"> </w:t>
+      </w:r>
+      <w:proofErr w:type="spellStart"/>
+      <w:r>
+        <w:t>secure</w:t>
+      </w:r>
+      <w:proofErr w:type="spellEnd"/>
+      <w:r>
+        <w:t xml:space="preserve"> </w:t>
+      </w:r>
+      <w:proofErr w:type="spellStart"/>
+      <w:r>
+        <w:t>your</w:t>
+      </w:r>
+      <w:proofErr w:type="spellEnd"/>
+      <w:r>
+        <w:t xml:space="preserve"> </w:t>
+      </w:r>
+      <w:proofErr w:type="spellStart"/>
+      <w:r>
+        <w:t>infrastructure</w:t>
+      </w:r>
+      <w:proofErr w:type="spellEnd"/>
+      <w:r>
+        <w:t xml:space="preserve"> </w:t>
+      </w:r>
+      <w:proofErr w:type="spellStart"/>
+      <w:r>
+        <w:t>endpoint</w:t>
+      </w:r>
+      <w:proofErr w:type="spellEnd"/>
+      <w:r>
+        <w:t xml:space="preserve"> </w:t>
+      </w:r>
+      <w:proofErr w:type="spellStart"/>
+      <w:r>
+        <w:t>against</w:t>
+      </w:r>
+      <w:proofErr w:type="spellEnd"/>
+      <w:r>
+        <w:t xml:space="preserve"> </w:t>
+      </w:r>
+      <w:proofErr w:type="spellStart"/>
+      <w:r>
+        <w:t>unauthorized</w:t>
+      </w:r>
+      <w:proofErr w:type="spellEnd"/>
+      <w:r>
+        <w:t xml:space="preserve"> </w:t>
+      </w:r>
+      <w:proofErr w:type="spellStart"/>
+      <w:r>
+        <w:t>proxy</w:t>
+      </w:r>
+      <w:proofErr w:type="spellEnd"/>
+      <w:r>
+        <w:t xml:space="preserve"> </w:t>
+      </w:r>
+      <w:proofErr w:type="spellStart"/>
+      <w:r>
+        <w:t>use</w:t>
+      </w:r>
+      <w:proofErr w:type="spellEnd"/>
+      <w:r>
+        <w:t>.</w:t>
       </w:r>
     </w:p>
     <w:p>
@@ -792,22 +4033,231 @@
           <w:numId w:val="6"/>
         </w:numPr>
       </w:pPr>
-      <w:r>
-        <w:rPr>
-          <w:b/>
-          <w:bCs/>
-        </w:rPr>
-        <w:t>Allowed Origins:</w:t>
-      </w:r>
-      <w:r>
-        <w:t xml:space="preserve"> Specify your allowed website domains (e.g., https://www.yourdomain.com). </w:t>
+      <w:proofErr w:type="spellStart"/>
+      <w:r>
+        <w:rPr>
+          <w:b/>
+          <w:bCs/>
+        </w:rPr>
+        <w:t>Allowed</w:t>
+      </w:r>
+      <w:proofErr w:type="spellEnd"/>
+      <w:r>
+        <w:rPr>
+          <w:b/>
+          <w:bCs/>
+        </w:rPr>
+        <w:t xml:space="preserve"> Origins:</w:t>
+      </w:r>
+      <w:r>
+        <w:t xml:space="preserve"> </w:t>
+      </w:r>
+      <w:proofErr w:type="spellStart"/>
+      <w:r>
+        <w:t>Specify</w:t>
+      </w:r>
+      <w:proofErr w:type="spellEnd"/>
+      <w:r>
+        <w:t xml:space="preserve"> </w:t>
+      </w:r>
+      <w:proofErr w:type="spellStart"/>
+      <w:r>
+        <w:t>your</w:t>
+      </w:r>
+      <w:proofErr w:type="spellEnd"/>
+      <w:r>
+        <w:t xml:space="preserve"> </w:t>
+      </w:r>
+      <w:proofErr w:type="spellStart"/>
+      <w:r>
+        <w:t>allowed</w:t>
+      </w:r>
+      <w:proofErr w:type="spellEnd"/>
+      <w:r>
+        <w:t xml:space="preserve"> </w:t>
+      </w:r>
+      <w:proofErr w:type="spellStart"/>
+      <w:r>
+        <w:t>website</w:t>
+      </w:r>
+      <w:proofErr w:type="spellEnd"/>
+      <w:r>
+        <w:t xml:space="preserve"> </w:t>
+      </w:r>
+      <w:proofErr w:type="spellStart"/>
+      <w:r>
+        <w:t>domains</w:t>
+      </w:r>
+      <w:proofErr w:type="spellEnd"/>
+      <w:r>
+        <w:t xml:space="preserve"> (e.g., https://www.yourdomain.com). </w:t>
       </w:r>
       <w:r>
         <w:rPr>
           <w:i/>
           <w:iCs/>
         </w:rPr>
-        <w:t>Note: Ensure there is no trailing slash at the end of the URL string.</w:t>
+        <w:t xml:space="preserve">Note: </w:t>
+      </w:r>
+      <w:proofErr w:type="spellStart"/>
+      <w:r>
+        <w:rPr>
+          <w:i/>
+          <w:iCs/>
+        </w:rPr>
+        <w:t>Ensure</w:t>
+      </w:r>
+      <w:proofErr w:type="spellEnd"/>
+      <w:r>
+        <w:rPr>
+          <w:i/>
+          <w:iCs/>
+        </w:rPr>
+        <w:t xml:space="preserve"> </w:t>
+      </w:r>
+      <w:proofErr w:type="spellStart"/>
+      <w:r>
+        <w:rPr>
+          <w:i/>
+          <w:iCs/>
+        </w:rPr>
+        <w:t>there</w:t>
+      </w:r>
+      <w:proofErr w:type="spellEnd"/>
+      <w:r>
+        <w:rPr>
+          <w:i/>
+          <w:iCs/>
+        </w:rPr>
+        <w:t xml:space="preserve"> </w:t>
+      </w:r>
+      <w:proofErr w:type="spellStart"/>
+      <w:r>
+        <w:rPr>
+          <w:i/>
+          <w:iCs/>
+        </w:rPr>
+        <w:t>is</w:t>
+      </w:r>
+      <w:proofErr w:type="spellEnd"/>
+      <w:r>
+        <w:rPr>
+          <w:i/>
+          <w:iCs/>
+        </w:rPr>
+        <w:t xml:space="preserve"> </w:t>
+      </w:r>
+      <w:proofErr w:type="spellStart"/>
+      <w:r>
+        <w:rPr>
+          <w:i/>
+          <w:iCs/>
+        </w:rPr>
+        <w:t>no</w:t>
+      </w:r>
+      <w:proofErr w:type="spellEnd"/>
+      <w:r>
+        <w:rPr>
+          <w:i/>
+          <w:iCs/>
+        </w:rPr>
+        <w:t xml:space="preserve"> </w:t>
+      </w:r>
+      <w:proofErr w:type="spellStart"/>
+      <w:r>
+        <w:rPr>
+          <w:i/>
+          <w:iCs/>
+        </w:rPr>
+        <w:t>trailing</w:t>
+      </w:r>
+      <w:proofErr w:type="spellEnd"/>
+      <w:r>
+        <w:rPr>
+          <w:i/>
+          <w:iCs/>
+        </w:rPr>
+        <w:t xml:space="preserve"> </w:t>
+      </w:r>
+      <w:proofErr w:type="spellStart"/>
+      <w:r>
+        <w:rPr>
+          <w:i/>
+          <w:iCs/>
+        </w:rPr>
+        <w:t>slash</w:t>
+      </w:r>
+      <w:proofErr w:type="spellEnd"/>
+      <w:r>
+        <w:rPr>
+          <w:i/>
+          <w:iCs/>
+        </w:rPr>
+        <w:t xml:space="preserve"> at </w:t>
+      </w:r>
+      <w:proofErr w:type="spellStart"/>
+      <w:r>
+        <w:rPr>
+          <w:i/>
+          <w:iCs/>
+        </w:rPr>
+        <w:t>the</w:t>
+      </w:r>
+      <w:proofErr w:type="spellEnd"/>
+      <w:r>
+        <w:rPr>
+          <w:i/>
+          <w:iCs/>
+        </w:rPr>
+        <w:t xml:space="preserve"> </w:t>
+      </w:r>
+      <w:proofErr w:type="spellStart"/>
+      <w:r>
+        <w:rPr>
+          <w:i/>
+          <w:iCs/>
+        </w:rPr>
+        <w:t>end</w:t>
+      </w:r>
+      <w:proofErr w:type="spellEnd"/>
+      <w:r>
+        <w:rPr>
+          <w:i/>
+          <w:iCs/>
+        </w:rPr>
+        <w:t xml:space="preserve"> </w:t>
+      </w:r>
+      <w:proofErr w:type="spellStart"/>
+      <w:r>
+        <w:rPr>
+          <w:i/>
+          <w:iCs/>
+        </w:rPr>
+        <w:t>of</w:t>
+      </w:r>
+      <w:proofErr w:type="spellEnd"/>
+      <w:r>
+        <w:rPr>
+          <w:i/>
+          <w:iCs/>
+        </w:rPr>
+        <w:t xml:space="preserve"> </w:t>
+      </w:r>
+      <w:proofErr w:type="spellStart"/>
+      <w:r>
+        <w:rPr>
+          <w:i/>
+          <w:iCs/>
+        </w:rPr>
+        <w:t>the</w:t>
+      </w:r>
+      <w:proofErr w:type="spellEnd"/>
+      <w:r>
+        <w:rPr>
+          <w:i/>
+          <w:iCs/>
+        </w:rPr>
+        <w:t xml:space="preserve"> URL string.</w:t>
       </w:r>
     </w:p>
     <w:p>
@@ -817,8 +4267,61 @@
           <w:numId w:val="6"/>
         </w:numPr>
       </w:pPr>
-      <w:r>
-        <w:t xml:space="preserve">Assign a recognizable name to the client (e.g., "Braze Proxy Client") and click </w:t>
+      <w:proofErr w:type="spellStart"/>
+      <w:r>
+        <w:t>Assign</w:t>
+      </w:r>
+      <w:proofErr w:type="spellEnd"/>
+      <w:r>
+        <w:t xml:space="preserve"> a </w:t>
+      </w:r>
+      <w:proofErr w:type="spellStart"/>
+      <w:r>
+        <w:t>recognizable</w:t>
+      </w:r>
+      <w:proofErr w:type="spellEnd"/>
+      <w:r>
+        <w:t xml:space="preserve"> </w:t>
+      </w:r>
+      <w:proofErr w:type="spellStart"/>
+      <w:r>
+        <w:t>name</w:t>
+      </w:r>
+      <w:proofErr w:type="spellEnd"/>
+      <w:r>
+        <w:t xml:space="preserve"> </w:t>
+      </w:r>
+      <w:proofErr w:type="spellStart"/>
+      <w:r>
+        <w:t>to</w:t>
+      </w:r>
+      <w:proofErr w:type="spellEnd"/>
+      <w:r>
+        <w:t xml:space="preserve"> </w:t>
+      </w:r>
+      <w:proofErr w:type="spellStart"/>
+      <w:r>
+        <w:t>the</w:t>
+      </w:r>
+      <w:proofErr w:type="spellEnd"/>
+      <w:r>
+        <w:t xml:space="preserve"> </w:t>
+      </w:r>
+      <w:proofErr w:type="spellStart"/>
+      <w:r>
+        <w:t>client</w:t>
+      </w:r>
+      <w:proofErr w:type="spellEnd"/>
+      <w:r>
+        <w:t xml:space="preserve"> (e.g., "Braze Proxy Client") and </w:t>
+      </w:r>
+      <w:proofErr w:type="spellStart"/>
+      <w:r>
+        <w:t>click</w:t>
+      </w:r>
+      <w:proofErr w:type="spellEnd"/>
+      <w:r>
+        <w:t xml:space="preserve"> </w:t>
       </w:r>
       <w:r>
         <w:rPr>
@@ -852,12 +4355,193 @@
           <w:b/>
           <w:bCs/>
         </w:rPr>
-        <w:t xml:space="preserve"> Step 3 — Update your Website Integration</w:t>
+        <w:t xml:space="preserve"> </w:t>
+      </w:r>
+      <w:proofErr w:type="spellStart"/>
+      <w:r>
+        <w:rPr>
+          <w:b/>
+          <w:bCs/>
+        </w:rPr>
+        <w:t>Step</w:t>
+      </w:r>
+      <w:proofErr w:type="spellEnd"/>
+      <w:r>
+        <w:rPr>
+          <w:b/>
+          <w:bCs/>
+        </w:rPr>
+        <w:t xml:space="preserve"> 3 — Update </w:t>
+      </w:r>
+      <w:proofErr w:type="spellStart"/>
+      <w:r>
+        <w:rPr>
+          <w:b/>
+          <w:bCs/>
+        </w:rPr>
+        <w:t>your</w:t>
+      </w:r>
+      <w:proofErr w:type="spellEnd"/>
+      <w:r>
+        <w:rPr>
+          <w:b/>
+          <w:bCs/>
+        </w:rPr>
+        <w:t xml:space="preserve"> Website Integration</w:t>
       </w:r>
     </w:p>
     <w:p>
-      <w:r>
-        <w:t>To actively route your frontend tracking traffic completely through your server-side container infrastructure, apply the following two code alterations to your codebase:</w:t>
+      <w:proofErr w:type="spellStart"/>
+      <w:r>
+        <w:t>To</w:t>
+      </w:r>
+      <w:proofErr w:type="spellEnd"/>
+      <w:r>
+        <w:t xml:space="preserve"> </w:t>
+      </w:r>
+      <w:proofErr w:type="spellStart"/>
+      <w:r>
+        <w:t>actively</w:t>
+      </w:r>
+      <w:proofErr w:type="spellEnd"/>
+      <w:r>
+        <w:t xml:space="preserve"> route </w:t>
+      </w:r>
+      <w:proofErr w:type="spellStart"/>
+      <w:r>
+        <w:t>your</w:t>
+      </w:r>
+      <w:proofErr w:type="spellEnd"/>
+      <w:r>
+        <w:t xml:space="preserve"> frontend </w:t>
+      </w:r>
+      <w:proofErr w:type="spellStart"/>
+      <w:r>
+        <w:t>tracking</w:t>
+      </w:r>
+      <w:proofErr w:type="spellEnd"/>
+      <w:r>
+        <w:t xml:space="preserve"> </w:t>
+      </w:r>
+      <w:proofErr w:type="spellStart"/>
+      <w:r>
+        <w:t>traffic</w:t>
+      </w:r>
+      <w:proofErr w:type="spellEnd"/>
+      <w:r>
+        <w:t xml:space="preserve"> </w:t>
+      </w:r>
+      <w:proofErr w:type="spellStart"/>
+      <w:r>
+        <w:t>completely</w:t>
+      </w:r>
+      <w:proofErr w:type="spellEnd"/>
+      <w:r>
+        <w:t xml:space="preserve"> </w:t>
+      </w:r>
+      <w:proofErr w:type="spellStart"/>
+      <w:r>
+        <w:t>through</w:t>
+      </w:r>
+      <w:proofErr w:type="spellEnd"/>
+      <w:r>
+        <w:t xml:space="preserve"> </w:t>
+      </w:r>
+      <w:proofErr w:type="spellStart"/>
+      <w:r>
+        <w:t>your</w:t>
+      </w:r>
+      <w:proofErr w:type="spellEnd"/>
+      <w:r>
+        <w:t xml:space="preserve"> server-</w:t>
+      </w:r>
+      <w:proofErr w:type="spellStart"/>
+      <w:r>
+        <w:t>side</w:t>
+      </w:r>
+      <w:proofErr w:type="spellEnd"/>
+      <w:r>
+        <w:t xml:space="preserve"> </w:t>
+      </w:r>
+      <w:proofErr w:type="spellStart"/>
+      <w:r>
+        <w:t>container</w:t>
+      </w:r>
+      <w:proofErr w:type="spellEnd"/>
+      <w:r>
+        <w:t xml:space="preserve"> </w:t>
+      </w:r>
+      <w:proofErr w:type="spellStart"/>
+      <w:r>
+        <w:t>infrastructure</w:t>
+      </w:r>
+      <w:proofErr w:type="spellEnd"/>
+      <w:r>
+        <w:t xml:space="preserve">, </w:t>
+      </w:r>
+      <w:proofErr w:type="spellStart"/>
+      <w:r>
+        <w:t>apply</w:t>
+      </w:r>
+      <w:proofErr w:type="spellEnd"/>
+      <w:r>
+        <w:t xml:space="preserve"> </w:t>
+      </w:r>
+      <w:proofErr w:type="spellStart"/>
+      <w:r>
+        <w:t>the</w:t>
+      </w:r>
+      <w:proofErr w:type="spellEnd"/>
+      <w:r>
+        <w:t xml:space="preserve"> </w:t>
+      </w:r>
+      <w:proofErr w:type="spellStart"/>
+      <w:r>
+        <w:t>following</w:t>
+      </w:r>
+      <w:proofErr w:type="spellEnd"/>
+      <w:r>
+        <w:t xml:space="preserve"> </w:t>
+      </w:r>
+      <w:proofErr w:type="spellStart"/>
+      <w:r>
+        <w:t>two</w:t>
+      </w:r>
+      <w:proofErr w:type="spellEnd"/>
+      <w:r>
+        <w:t xml:space="preserve"> code </w:t>
+      </w:r>
+      <w:proofErr w:type="spellStart"/>
+      <w:r>
+        <w:t>alterations</w:t>
+      </w:r>
+      <w:proofErr w:type="spellEnd"/>
+      <w:r>
+        <w:t xml:space="preserve"> </w:t>
+      </w:r>
+      <w:proofErr w:type="spellStart"/>
+      <w:r>
+        <w:t>to</w:t>
+      </w:r>
+      <w:proofErr w:type="spellEnd"/>
+      <w:r>
+        <w:t xml:space="preserve"> </w:t>
+      </w:r>
+      <w:proofErr w:type="spellStart"/>
+      <w:r>
+        <w:t>your</w:t>
+      </w:r>
+      <w:proofErr w:type="spellEnd"/>
+      <w:r>
+        <w:t xml:space="preserve"> </w:t>
+      </w:r>
+      <w:proofErr w:type="spellStart"/>
+      <w:r>
+        <w:t>codebase</w:t>
+      </w:r>
+      <w:proofErr w:type="spellEnd"/>
+      <w:r>
+        <w:t>:</w:t>
       </w:r>
     </w:p>
     <w:p>
@@ -872,32 +4556,415 @@
           <w:b/>
           <w:bCs/>
         </w:rPr>
-        <w:t>1. Load the Web SDK</w:t>
+        <w:t xml:space="preserve">1. Load </w:t>
+      </w:r>
+      <w:proofErr w:type="spellStart"/>
+      <w:r>
+        <w:rPr>
+          <w:b/>
+          <w:bCs/>
+        </w:rPr>
+        <w:t>the</w:t>
+      </w:r>
+      <w:proofErr w:type="spellEnd"/>
+      <w:r>
+        <w:rPr>
+          <w:b/>
+          <w:bCs/>
+        </w:rPr>
+        <w:t xml:space="preserve"> Web SDK</w:t>
       </w:r>
     </w:p>
     <w:p>
       <w:r>
-        <w:t>Follow the documentation on how to install the Braze library via Braze CDN as described here: https://www.braze.com/docs/developer_guide/sdk_integration.</w:t>
+        <w:t xml:space="preserve">Follow </w:t>
+      </w:r>
+      <w:proofErr w:type="spellStart"/>
+      <w:r>
+        <w:t>the</w:t>
+      </w:r>
+      <w:proofErr w:type="spellEnd"/>
+      <w:r>
+        <w:t xml:space="preserve"> </w:t>
+      </w:r>
+      <w:proofErr w:type="spellStart"/>
+      <w:r>
+        <w:t>documentation</w:t>
+      </w:r>
+      <w:proofErr w:type="spellEnd"/>
+      <w:r>
+        <w:t xml:space="preserve"> on </w:t>
+      </w:r>
+      <w:proofErr w:type="spellStart"/>
+      <w:r>
+        <w:t>how</w:t>
+      </w:r>
+      <w:proofErr w:type="spellEnd"/>
+      <w:r>
+        <w:t xml:space="preserve"> </w:t>
+      </w:r>
+      <w:proofErr w:type="spellStart"/>
+      <w:r>
+        <w:t>to</w:t>
+      </w:r>
+      <w:proofErr w:type="spellEnd"/>
+      <w:r>
+        <w:t xml:space="preserve"> </w:t>
+      </w:r>
+      <w:proofErr w:type="spellStart"/>
+      <w:r>
+        <w:t>install</w:t>
+      </w:r>
+      <w:proofErr w:type="spellEnd"/>
+      <w:r>
+        <w:t xml:space="preserve"> </w:t>
+      </w:r>
+      <w:proofErr w:type="spellStart"/>
+      <w:r>
+        <w:t>the</w:t>
+      </w:r>
+      <w:proofErr w:type="spellEnd"/>
+      <w:r>
+        <w:t xml:space="preserve"> Braze </w:t>
+      </w:r>
+      <w:proofErr w:type="spellStart"/>
+      <w:r>
+        <w:t>library</w:t>
+      </w:r>
+      <w:proofErr w:type="spellEnd"/>
+      <w:r>
+        <w:t xml:space="preserve"> via Braze CDN </w:t>
+      </w:r>
+      <w:proofErr w:type="spellStart"/>
+      <w:r>
+        <w:t>as</w:t>
+      </w:r>
+      <w:proofErr w:type="spellEnd"/>
+      <w:r>
+        <w:t xml:space="preserve"> </w:t>
+      </w:r>
+      <w:proofErr w:type="spellStart"/>
+      <w:r>
+        <w:t>described</w:t>
+      </w:r>
+      <w:proofErr w:type="spellEnd"/>
+      <w:r>
+        <w:t xml:space="preserve"> </w:t>
+      </w:r>
+      <w:proofErr w:type="spellStart"/>
+      <w:r>
+        <w:t>here</w:t>
+      </w:r>
+      <w:proofErr w:type="spellEnd"/>
+      <w:r>
+        <w:t>: https://www.braze.com/docs/developer_guide/sdk_integration.</w:t>
       </w:r>
     </w:p>
     <w:p>
-      <w:r>
-        <w:t>Adjust the script src attribute to pull the minified library file straight from your own sGTM tracking instance domain wrapper instead of the standard public vendor CDN asset:</w:t>
+      <w:proofErr w:type="spellStart"/>
+      <w:r>
+        <w:t>Adjust</w:t>
+      </w:r>
+      <w:proofErr w:type="spellEnd"/>
+      <w:r>
+        <w:t xml:space="preserve"> </w:t>
+      </w:r>
+      <w:proofErr w:type="spellStart"/>
+      <w:r>
+        <w:t>the</w:t>
+      </w:r>
+      <w:proofErr w:type="spellEnd"/>
+      <w:r>
+        <w:t xml:space="preserve"> </w:t>
+      </w:r>
+      <w:proofErr w:type="spellStart"/>
+      <w:r>
+        <w:t>script</w:t>
+      </w:r>
+      <w:proofErr w:type="spellEnd"/>
+      <w:r>
+        <w:t xml:space="preserve"> </w:t>
+      </w:r>
+      <w:proofErr w:type="spellStart"/>
+      <w:r>
+        <w:t>src</w:t>
+      </w:r>
+      <w:proofErr w:type="spellEnd"/>
+      <w:r>
+        <w:t xml:space="preserve"> </w:t>
+      </w:r>
+      <w:proofErr w:type="spellStart"/>
+      <w:r>
+        <w:t>attribute</w:t>
+      </w:r>
+      <w:proofErr w:type="spellEnd"/>
+      <w:r>
+        <w:t xml:space="preserve"> </w:t>
+      </w:r>
+      <w:proofErr w:type="spellStart"/>
+      <w:r>
+        <w:t>to</w:t>
+      </w:r>
+      <w:proofErr w:type="spellEnd"/>
+      <w:r>
+        <w:t xml:space="preserve"> pull </w:t>
+      </w:r>
+      <w:proofErr w:type="spellStart"/>
+      <w:r>
+        <w:t>the</w:t>
+      </w:r>
+      <w:proofErr w:type="spellEnd"/>
+      <w:r>
+        <w:t xml:space="preserve"> </w:t>
+      </w:r>
+      <w:proofErr w:type="spellStart"/>
+      <w:r>
+        <w:t>minified</w:t>
+      </w:r>
+      <w:proofErr w:type="spellEnd"/>
+      <w:r>
+        <w:t xml:space="preserve"> </w:t>
+      </w:r>
+      <w:proofErr w:type="spellStart"/>
+      <w:r>
+        <w:t>library</w:t>
+      </w:r>
+      <w:proofErr w:type="spellEnd"/>
+      <w:r>
+        <w:t xml:space="preserve"> </w:t>
+      </w:r>
+      <w:proofErr w:type="spellStart"/>
+      <w:r>
+        <w:t>file</w:t>
+      </w:r>
+      <w:proofErr w:type="spellEnd"/>
+      <w:r>
+        <w:t xml:space="preserve"> </w:t>
+      </w:r>
+      <w:proofErr w:type="spellStart"/>
+      <w:r>
+        <w:t>straight</w:t>
+      </w:r>
+      <w:proofErr w:type="spellEnd"/>
+      <w:r>
+        <w:t xml:space="preserve"> </w:t>
+      </w:r>
+      <w:proofErr w:type="spellStart"/>
+      <w:r>
+        <w:t>from</w:t>
+      </w:r>
+      <w:proofErr w:type="spellEnd"/>
+      <w:r>
+        <w:t xml:space="preserve"> </w:t>
+      </w:r>
+      <w:proofErr w:type="spellStart"/>
+      <w:r>
+        <w:t>your</w:t>
+      </w:r>
+      <w:proofErr w:type="spellEnd"/>
+      <w:r>
+        <w:t xml:space="preserve"> own </w:t>
+      </w:r>
+      <w:proofErr w:type="spellStart"/>
+      <w:r>
+        <w:t>sGTM</w:t>
+      </w:r>
+      <w:proofErr w:type="spellEnd"/>
+      <w:r>
+        <w:t xml:space="preserve"> </w:t>
+      </w:r>
+      <w:proofErr w:type="spellStart"/>
+      <w:r>
+        <w:t>tracking</w:t>
+      </w:r>
+      <w:proofErr w:type="spellEnd"/>
+      <w:r>
+        <w:t xml:space="preserve"> </w:t>
+      </w:r>
+      <w:proofErr w:type="spellStart"/>
+      <w:r>
+        <w:t>instance</w:t>
+      </w:r>
+      <w:proofErr w:type="spellEnd"/>
+      <w:r>
+        <w:t xml:space="preserve"> </w:t>
+      </w:r>
+      <w:proofErr w:type="spellStart"/>
+      <w:r>
+        <w:t>domain</w:t>
+      </w:r>
+      <w:proofErr w:type="spellEnd"/>
+      <w:r>
+        <w:t xml:space="preserve"> </w:t>
+      </w:r>
+      <w:proofErr w:type="spellStart"/>
+      <w:r>
+        <w:t>wrapper</w:t>
+      </w:r>
+      <w:proofErr w:type="spellEnd"/>
+      <w:r>
+        <w:t xml:space="preserve"> </w:t>
+      </w:r>
+      <w:proofErr w:type="spellStart"/>
+      <w:r>
+        <w:t>instead</w:t>
+      </w:r>
+      <w:proofErr w:type="spellEnd"/>
+      <w:r>
+        <w:t xml:space="preserve"> </w:t>
+      </w:r>
+      <w:proofErr w:type="spellStart"/>
+      <w:r>
+        <w:t>of</w:t>
+      </w:r>
+      <w:proofErr w:type="spellEnd"/>
+      <w:r>
+        <w:t xml:space="preserve"> </w:t>
+      </w:r>
+      <w:proofErr w:type="spellStart"/>
+      <w:r>
+        <w:t>the</w:t>
+      </w:r>
+      <w:proofErr w:type="spellEnd"/>
+      <w:r>
+        <w:t xml:space="preserve"> </w:t>
+      </w:r>
+      <w:proofErr w:type="spellStart"/>
+      <w:r>
+        <w:t>standard</w:t>
+      </w:r>
+      <w:proofErr w:type="spellEnd"/>
+      <w:r>
+        <w:t xml:space="preserve"> </w:t>
+      </w:r>
+      <w:proofErr w:type="spellStart"/>
+      <w:r>
+        <w:t>public</w:t>
+      </w:r>
+      <w:proofErr w:type="spellEnd"/>
+      <w:r>
+        <w:t xml:space="preserve"> </w:t>
+      </w:r>
+      <w:proofErr w:type="spellStart"/>
+      <w:r>
+        <w:t>vendor</w:t>
+      </w:r>
+      <w:proofErr w:type="spellEnd"/>
+      <w:r>
+        <w:t xml:space="preserve"> CDN </w:t>
+      </w:r>
+      <w:proofErr w:type="spellStart"/>
+      <w:r>
+        <w:t>asset</w:t>
+      </w:r>
+      <w:proofErr w:type="spellEnd"/>
+      <w:r>
+        <w:t>:</w:t>
       </w:r>
     </w:p>
     <w:p>
       <w:r>
-        <w:t>&lt;script type="text/javascript"&gt;</w:t>
+        <w:t>&lt;</w:t>
+      </w:r>
+      <w:proofErr w:type="spellStart"/>
+      <w:r>
+        <w:t>script</w:t>
+      </w:r>
+      <w:proofErr w:type="spellEnd"/>
+      <w:r>
+        <w:t xml:space="preserve"> type="</w:t>
+      </w:r>
+      <w:proofErr w:type="spellStart"/>
+      <w:r>
+        <w:t>text</w:t>
+      </w:r>
+      <w:proofErr w:type="spellEnd"/>
+      <w:r>
+        <w:t>/</w:t>
+      </w:r>
+      <w:proofErr w:type="spellStart"/>
+      <w:r>
+        <w:t>javascript</w:t>
+      </w:r>
+      <w:proofErr w:type="spellEnd"/>
+      <w:r>
+        <w:t>"&gt;</w:t>
       </w:r>
     </w:p>
     <w:p>
       <w:r>
-        <w:t>+function(a,p,P,b,y) {a.braze={};a.brazeQueue=[] ... // Note: the script was shortened</w:t>
-      </w:r>
+        <w:t>+</w:t>
+      </w:r>
+      <w:proofErr w:type="spellStart"/>
+      <w:r>
+        <w:t>function</w:t>
+      </w:r>
+      <w:proofErr w:type="spellEnd"/>
+      <w:r>
+        <w:t>(</w:t>
+      </w:r>
+      <w:proofErr w:type="spellStart"/>
+      <w:r>
+        <w:t>a,p,P,b,y</w:t>
+      </w:r>
+      <w:proofErr w:type="spellEnd"/>
+      <w:r>
+        <w:t>) {</w:t>
+      </w:r>
+      <w:proofErr w:type="spellStart"/>
+      <w:r>
+        <w:t>a.braze</w:t>
+      </w:r>
+      <w:proofErr w:type="spellEnd"/>
+      <w:r>
+        <w:t>={};</w:t>
+      </w:r>
+      <w:proofErr w:type="spellStart"/>
+      <w:r>
+        <w:t>a.brazeQueue</w:t>
+      </w:r>
+      <w:proofErr w:type="spellEnd"/>
+      <w:r>
+        <w:t xml:space="preserve">=[] ... // Note: </w:t>
+      </w:r>
+      <w:proofErr w:type="spellStart"/>
+      <w:r>
+        <w:t>the</w:t>
+      </w:r>
+      <w:proofErr w:type="spellEnd"/>
+      <w:r>
+        <w:t xml:space="preserve"> </w:t>
+      </w:r>
+      <w:proofErr w:type="spellStart"/>
+      <w:r>
+        <w:t>script</w:t>
+      </w:r>
+      <w:proofErr w:type="spellEnd"/>
+      <w:r>
+        <w:t xml:space="preserve"> was </w:t>
+      </w:r>
+      <w:proofErr w:type="spellStart"/>
+      <w:r>
+        <w:t>shortened</w:t>
+      </w:r>
+      <w:proofErr w:type="spellEnd"/>
     </w:p>
     <w:p>
-      <w:r>
-        <w:t>y.src='https://data.yourdomain.com/web-sdk/6.7/braze.min.js';</w:t>
+      <w:proofErr w:type="spellStart"/>
+      <w:r>
+        <w:t>y.src</w:t>
+      </w:r>
+      <w:proofErr w:type="spellEnd"/>
+      <w:r>
+        <w:t>='https://data.yourdomain.com/web-</w:t>
+      </w:r>
+      <w:proofErr w:type="spellStart"/>
+      <w:r>
+        <w:t>sdk</w:t>
+      </w:r>
+      <w:proofErr w:type="spellEnd"/>
+      <w:r>
+        <w:t>/6.7/braze.min.js';</w:t>
       </w:r>
     </w:p>
     <w:p>
@@ -907,12 +4974,36 @@
     </w:p>
     <w:p>
       <w:r>
-        <w:t>}(window,document,'script');</w:t>
+        <w:t>}(window,</w:t>
+      </w:r>
+      <w:proofErr w:type="spellStart"/>
+      <w:r>
+        <w:t>document</w:t>
+      </w:r>
+      <w:proofErr w:type="spellEnd"/>
+      <w:r>
+        <w:t>,'</w:t>
+      </w:r>
+      <w:proofErr w:type="spellStart"/>
+      <w:r>
+        <w:t>script</w:t>
+      </w:r>
+      <w:proofErr w:type="spellEnd"/>
+      <w:r>
+        <w:t>');</w:t>
       </w:r>
     </w:p>
     <w:p>
       <w:r>
-        <w:t>&lt;/script&gt;</w:t>
+        <w:t>&lt;/</w:t>
+      </w:r>
+      <w:proofErr w:type="spellStart"/>
+      <w:r>
+        <w:t>script</w:t>
+      </w:r>
+      <w:proofErr w:type="spellEnd"/>
+      <w:r>
+        <w:t>&gt;</w:t>
       </w:r>
     </w:p>
     <w:p>
@@ -927,12 +5018,108 @@
           <w:b/>
           <w:bCs/>
         </w:rPr>
-        <w:t>2. Initialize the Braze Web SDK</w:t>
+        <w:t xml:space="preserve">2. Initialize </w:t>
+      </w:r>
+      <w:proofErr w:type="spellStart"/>
+      <w:r>
+        <w:rPr>
+          <w:b/>
+          <w:bCs/>
+        </w:rPr>
+        <w:t>the</w:t>
+      </w:r>
+      <w:proofErr w:type="spellEnd"/>
+      <w:r>
+        <w:rPr>
+          <w:b/>
+          <w:bCs/>
+        </w:rPr>
+        <w:t xml:space="preserve"> Braze Web SDK</w:t>
       </w:r>
     </w:p>
     <w:p>
       <w:r>
-        <w:t>Point the baseline URL property directly to your custom sGTM domain environment:</w:t>
+        <w:t xml:space="preserve">Point </w:t>
+      </w:r>
+      <w:proofErr w:type="spellStart"/>
+      <w:r>
+        <w:t>the</w:t>
+      </w:r>
+      <w:proofErr w:type="spellEnd"/>
+      <w:r>
+        <w:t xml:space="preserve"> </w:t>
+      </w:r>
+      <w:proofErr w:type="spellStart"/>
+      <w:r>
+        <w:t>baseline</w:t>
+      </w:r>
+      <w:proofErr w:type="spellEnd"/>
+      <w:r>
+        <w:t xml:space="preserve"> URL </w:t>
+      </w:r>
+      <w:proofErr w:type="spellStart"/>
+      <w:r>
+        <w:t>property</w:t>
+      </w:r>
+      <w:proofErr w:type="spellEnd"/>
+      <w:r>
+        <w:t xml:space="preserve"> </w:t>
+      </w:r>
+      <w:proofErr w:type="spellStart"/>
+      <w:r>
+        <w:t>directly</w:t>
+      </w:r>
+      <w:proofErr w:type="spellEnd"/>
+      <w:r>
+        <w:t xml:space="preserve"> </w:t>
+      </w:r>
+      <w:proofErr w:type="spellStart"/>
+      <w:r>
+        <w:t>to</w:t>
+      </w:r>
+      <w:proofErr w:type="spellEnd"/>
+      <w:r>
+        <w:t xml:space="preserve"> </w:t>
+      </w:r>
+      <w:proofErr w:type="spellStart"/>
+      <w:r>
+        <w:t>your</w:t>
+      </w:r>
+      <w:proofErr w:type="spellEnd"/>
+      <w:r>
+        <w:t xml:space="preserve"> </w:t>
+      </w:r>
+      <w:proofErr w:type="spellStart"/>
+      <w:r>
+        <w:t>custom</w:t>
+      </w:r>
+      <w:proofErr w:type="spellEnd"/>
+      <w:r>
+        <w:t xml:space="preserve"> </w:t>
+      </w:r>
+      <w:proofErr w:type="spellStart"/>
+      <w:r>
+        <w:t>sGTM</w:t>
+      </w:r>
+      <w:proofErr w:type="spellEnd"/>
+      <w:r>
+        <w:t xml:space="preserve"> </w:t>
+      </w:r>
+      <w:proofErr w:type="spellStart"/>
+      <w:r>
+        <w:t>domain</w:t>
+      </w:r>
+      <w:proofErr w:type="spellEnd"/>
+      <w:r>
+        <w:t xml:space="preserve"> </w:t>
+      </w:r>
+      <w:proofErr w:type="spellStart"/>
+      <w:r>
+        <w:t>environment</w:t>
+      </w:r>
+      <w:proofErr w:type="spellEnd"/>
+      <w:r>
+        <w:t>:</w:t>
       </w:r>
     </w:p>
     <w:p>
@@ -941,19 +5128,77 @@
       </w:r>
     </w:p>
     <w:p>
-      <w:r>
-        <w:t>braze.initialize("YOUR-API-KEY", {</w:t>
+      <w:proofErr w:type="spellStart"/>
+      <w:r>
+        <w:t>braze.initialize</w:t>
+      </w:r>
+      <w:proofErr w:type="spellEnd"/>
+      <w:r>
+        <w:t>("YOUR-API-KEY", {</w:t>
       </w:r>
     </w:p>
     <w:p>
       <w:r>
-        <w:t xml:space="preserve">  baseUrl: "https://data.yourdomain.com",</w:t>
+        <w:t xml:space="preserve">  </w:t>
+      </w:r>
+      <w:proofErr w:type="spellStart"/>
+      <w:r>
+        <w:t>baseUrl</w:t>
+      </w:r>
+      <w:proofErr w:type="spellEnd"/>
+      <w:r>
+        <w:t>: "https://data.yourdomain.com",</w:t>
       </w:r>
     </w:p>
     <w:p>
       <w:r>
-        <w:t xml:space="preserve">  // All other initialization options remain completely unchanged</w:t>
-      </w:r>
+        <w:t xml:space="preserve">  // All </w:t>
+      </w:r>
+      <w:proofErr w:type="spellStart"/>
+      <w:r>
+        <w:t>other</w:t>
+      </w:r>
+      <w:proofErr w:type="spellEnd"/>
+      <w:r>
+        <w:t xml:space="preserve"> </w:t>
+      </w:r>
+      <w:proofErr w:type="spellStart"/>
+      <w:r>
+        <w:t>initialization</w:t>
+      </w:r>
+      <w:proofErr w:type="spellEnd"/>
+      <w:r>
+        <w:t xml:space="preserve"> </w:t>
+      </w:r>
+      <w:proofErr w:type="spellStart"/>
+      <w:r>
+        <w:t>options</w:t>
+      </w:r>
+      <w:proofErr w:type="spellEnd"/>
+      <w:r>
+        <w:t xml:space="preserve"> </w:t>
+      </w:r>
+      <w:proofErr w:type="spellStart"/>
+      <w:r>
+        <w:t>remain</w:t>
+      </w:r>
+      <w:proofErr w:type="spellEnd"/>
+      <w:r>
+        <w:t xml:space="preserve"> </w:t>
+      </w:r>
+      <w:proofErr w:type="spellStart"/>
+      <w:r>
+        <w:t>completely</w:t>
+      </w:r>
+      <w:proofErr w:type="spellEnd"/>
+      <w:r>
+        <w:t xml:space="preserve"> </w:t>
+      </w:r>
+      <w:proofErr w:type="spellStart"/>
+      <w:r>
+        <w:t>unchanged</w:t>
+      </w:r>
+      <w:proofErr w:type="spellEnd"/>
     </w:p>
     <w:p>
       <w:r>
@@ -980,8 +5225,17 @@
           <w:b/>
           <w:bCs/>
         </w:rPr>
-        <w:t xml:space="preserve"> License, Support &amp; Conditions</w:t>
-      </w:r>
+        <w:t xml:space="preserve"> License, Support &amp; </w:t>
+      </w:r>
+      <w:proofErr w:type="spellStart"/>
+      <w:r>
+        <w:rPr>
+          <w:b/>
+          <w:bCs/>
+        </w:rPr>
+        <w:t>Conditions</w:t>
+      </w:r>
+      <w:proofErr w:type="spellEnd"/>
     </w:p>
     <w:p>
       <w:pPr>
@@ -997,8 +5251,93 @@
         </w:rPr>
         <w:t xml:space="preserve">Notice: </w:t>
       </w:r>
-      <w:r>
-        <w:t>Unofficial community integration. Not affiliated with or endorsed by Braze, Inc. Braze™ is a trademark of Braze, Inc.</w:t>
+      <w:proofErr w:type="spellStart"/>
+      <w:r>
+        <w:t>Unofficial</w:t>
+      </w:r>
+      <w:proofErr w:type="spellEnd"/>
+      <w:r>
+        <w:t xml:space="preserve"> </w:t>
+      </w:r>
+      <w:proofErr w:type="spellStart"/>
+      <w:r>
+        <w:t>community</w:t>
+      </w:r>
+      <w:proofErr w:type="spellEnd"/>
+      <w:r>
+        <w:t xml:space="preserve"> </w:t>
+      </w:r>
+      <w:proofErr w:type="spellStart"/>
+      <w:r>
+        <w:t>integration</w:t>
+      </w:r>
+      <w:proofErr w:type="spellEnd"/>
+      <w:r>
+        <w:t xml:space="preserve">. Not </w:t>
+      </w:r>
+      <w:proofErr w:type="spellStart"/>
+      <w:r>
+        <w:t>affiliated</w:t>
+      </w:r>
+      <w:proofErr w:type="spellEnd"/>
+      <w:r>
+        <w:t xml:space="preserve"> </w:t>
+      </w:r>
+      <w:proofErr w:type="spellStart"/>
+      <w:r>
+        <w:t>with</w:t>
+      </w:r>
+      <w:proofErr w:type="spellEnd"/>
+      <w:r>
+        <w:t xml:space="preserve"> </w:t>
+      </w:r>
+      <w:proofErr w:type="spellStart"/>
+      <w:r>
+        <w:t>or</w:t>
+      </w:r>
+      <w:proofErr w:type="spellEnd"/>
+      <w:r>
+        <w:t xml:space="preserve"> </w:t>
+      </w:r>
+      <w:proofErr w:type="spellStart"/>
+      <w:r>
+        <w:t>endorsed</w:t>
+      </w:r>
+      <w:proofErr w:type="spellEnd"/>
+      <w:r>
+        <w:t xml:space="preserve"> </w:t>
+      </w:r>
+      <w:proofErr w:type="spellStart"/>
+      <w:r>
+        <w:t>by</w:t>
+      </w:r>
+      <w:proofErr w:type="spellEnd"/>
+      <w:r>
+        <w:t xml:space="preserve"> Braze, Inc. Braze™ </w:t>
+      </w:r>
+      <w:proofErr w:type="spellStart"/>
+      <w:r>
+        <w:t>is</w:t>
+      </w:r>
+      <w:proofErr w:type="spellEnd"/>
+      <w:r>
+        <w:t xml:space="preserve"> a </w:t>
+      </w:r>
+      <w:proofErr w:type="spellStart"/>
+      <w:r>
+        <w:t>trademark</w:t>
+      </w:r>
+      <w:proofErr w:type="spellEnd"/>
+      <w:r>
+        <w:t xml:space="preserve"> </w:t>
+      </w:r>
+      <w:proofErr w:type="spellStart"/>
+      <w:r>
+        <w:t>of</w:t>
+      </w:r>
+      <w:proofErr w:type="spellEnd"/>
+      <w:r>
+        <w:t xml:space="preserve"> Braze, Inc.</w:t>
       </w:r>
     </w:p>
     <w:p>
@@ -1016,7 +5355,95 @@
         <w:t xml:space="preserve">License: </w:t>
       </w:r>
       <w:r>
-        <w:t>Single-company license. Sharing, redistribution, or resale outside of the purchasing entity is strictly prohibited.</w:t>
+        <w:t xml:space="preserve">Single-company </w:t>
+      </w:r>
+      <w:proofErr w:type="spellStart"/>
+      <w:r>
+        <w:t>license</w:t>
+      </w:r>
+      <w:proofErr w:type="spellEnd"/>
+      <w:r>
+        <w:t xml:space="preserve">. Sharing, </w:t>
+      </w:r>
+      <w:proofErr w:type="spellStart"/>
+      <w:r>
+        <w:t>redistribution</w:t>
+      </w:r>
+      <w:proofErr w:type="spellEnd"/>
+      <w:r>
+        <w:t xml:space="preserve">, </w:t>
+      </w:r>
+      <w:proofErr w:type="spellStart"/>
+      <w:r>
+        <w:t>or</w:t>
+      </w:r>
+      <w:proofErr w:type="spellEnd"/>
+      <w:r>
+        <w:t xml:space="preserve"> </w:t>
+      </w:r>
+      <w:proofErr w:type="spellStart"/>
+      <w:r>
+        <w:t>resale</w:t>
+      </w:r>
+      <w:proofErr w:type="spellEnd"/>
+      <w:r>
+        <w:t xml:space="preserve"> outside </w:t>
+      </w:r>
+      <w:proofErr w:type="spellStart"/>
+      <w:r>
+        <w:t>of</w:t>
+      </w:r>
+      <w:proofErr w:type="spellEnd"/>
+      <w:r>
+        <w:t xml:space="preserve"> </w:t>
+      </w:r>
+      <w:proofErr w:type="spellStart"/>
+      <w:r>
+        <w:t>the</w:t>
+      </w:r>
+      <w:proofErr w:type="spellEnd"/>
+      <w:r>
+        <w:t xml:space="preserve"> </w:t>
+      </w:r>
+      <w:proofErr w:type="spellStart"/>
+      <w:r>
+        <w:t>purchasing</w:t>
+      </w:r>
+      <w:proofErr w:type="spellEnd"/>
+      <w:r>
+        <w:t xml:space="preserve"> </w:t>
+      </w:r>
+      <w:proofErr w:type="spellStart"/>
+      <w:r>
+        <w:t>entity</w:t>
+      </w:r>
+      <w:proofErr w:type="spellEnd"/>
+      <w:r>
+        <w:t xml:space="preserve"> </w:t>
+      </w:r>
+      <w:proofErr w:type="spellStart"/>
+      <w:r>
+        <w:t>is</w:t>
+      </w:r>
+      <w:proofErr w:type="spellEnd"/>
+      <w:r>
+        <w:t xml:space="preserve"> </w:t>
+      </w:r>
+      <w:proofErr w:type="spellStart"/>
+      <w:r>
+        <w:t>strictly</w:t>
+      </w:r>
+      <w:proofErr w:type="spellEnd"/>
+      <w:r>
+        <w:t xml:space="preserve"> </w:t>
+      </w:r>
+      <w:proofErr w:type="spellStart"/>
+      <w:r>
+        <w:t>prohibited</w:t>
+      </w:r>
+      <w:proofErr w:type="spellEnd"/>
+      <w:r>
+        <w:t>.</w:t>
       </w:r>
     </w:p>
     <w:p>
@@ -1031,10 +5458,390 @@
           <w:b/>
           <w:bCs/>
         </w:rPr>
-        <w:t xml:space="preserve">Warranty &amp; Liability: </w:t>
-      </w:r>
-      <w:r>
-        <w:t>Sold strictly "as-is" without guaranteed future API updates. Implementation and use are entirely at your own risk. The author assumes no liability for data loss, tracking disruptions, or financial damages.</w:t>
+        <w:t>B2B Only:</w:t>
+      </w:r>
+      <w:r>
+        <w:t xml:space="preserve"> This </w:t>
+      </w:r>
+      <w:proofErr w:type="spellStart"/>
+      <w:r>
+        <w:t>product</w:t>
+      </w:r>
+      <w:proofErr w:type="spellEnd"/>
+      <w:r>
+        <w:t xml:space="preserve"> </w:t>
+      </w:r>
+      <w:proofErr w:type="spellStart"/>
+      <w:r>
+        <w:t>is</w:t>
+      </w:r>
+      <w:proofErr w:type="spellEnd"/>
+      <w:r>
+        <w:t xml:space="preserve"> </w:t>
+      </w:r>
+      <w:proofErr w:type="spellStart"/>
+      <w:r>
+        <w:t>intended</w:t>
+      </w:r>
+      <w:proofErr w:type="spellEnd"/>
+      <w:r>
+        <w:t xml:space="preserve"> </w:t>
+      </w:r>
+      <w:proofErr w:type="spellStart"/>
+      <w:r>
+        <w:t>exclusively</w:t>
+      </w:r>
+      <w:proofErr w:type="spellEnd"/>
+      <w:r>
+        <w:t xml:space="preserve"> </w:t>
+      </w:r>
+      <w:proofErr w:type="spellStart"/>
+      <w:r>
+        <w:t>for</w:t>
+      </w:r>
+      <w:proofErr w:type="spellEnd"/>
+      <w:r>
+        <w:t xml:space="preserve"> </w:t>
+      </w:r>
+      <w:proofErr w:type="spellStart"/>
+      <w:r>
+        <w:t>commercial</w:t>
+      </w:r>
+      <w:proofErr w:type="spellEnd"/>
+      <w:r>
+        <w:t xml:space="preserve"> </w:t>
+      </w:r>
+      <w:proofErr w:type="spellStart"/>
+      <w:r>
+        <w:t>entities</w:t>
+      </w:r>
+      <w:proofErr w:type="spellEnd"/>
+      <w:r>
+        <w:t xml:space="preserve"> (B2B). By </w:t>
+      </w:r>
+      <w:proofErr w:type="spellStart"/>
+      <w:r>
+        <w:t>purchasing</w:t>
+      </w:r>
+      <w:proofErr w:type="spellEnd"/>
+      <w:r>
+        <w:t xml:space="preserve">, </w:t>
+      </w:r>
+      <w:proofErr w:type="spellStart"/>
+      <w:r>
+        <w:t>you</w:t>
+      </w:r>
+      <w:proofErr w:type="spellEnd"/>
+      <w:r>
+        <w:t xml:space="preserve"> </w:t>
+      </w:r>
+      <w:proofErr w:type="spellStart"/>
+      <w:r>
+        <w:t>confirm</w:t>
+      </w:r>
+      <w:proofErr w:type="spellEnd"/>
+      <w:r>
+        <w:t xml:space="preserve"> </w:t>
+      </w:r>
+      <w:proofErr w:type="spellStart"/>
+      <w:r>
+        <w:t>that</w:t>
+      </w:r>
+      <w:proofErr w:type="spellEnd"/>
+      <w:r>
+        <w:t xml:space="preserve"> </w:t>
+      </w:r>
+      <w:proofErr w:type="spellStart"/>
+      <w:r>
+        <w:t>you</w:t>
+      </w:r>
+      <w:proofErr w:type="spellEnd"/>
+      <w:r>
+        <w:t xml:space="preserve"> </w:t>
+      </w:r>
+      <w:proofErr w:type="spellStart"/>
+      <w:r>
+        <w:t>are</w:t>
+      </w:r>
+      <w:proofErr w:type="spellEnd"/>
+      <w:r>
+        <w:t xml:space="preserve"> </w:t>
+      </w:r>
+      <w:proofErr w:type="spellStart"/>
+      <w:r>
+        <w:t>acting</w:t>
+      </w:r>
+      <w:proofErr w:type="spellEnd"/>
+      <w:r>
+        <w:t xml:space="preserve"> </w:t>
+      </w:r>
+      <w:proofErr w:type="spellStart"/>
+      <w:r>
+        <w:t>as</w:t>
+      </w:r>
+      <w:proofErr w:type="spellEnd"/>
+      <w:r>
+        <w:t xml:space="preserve"> a </w:t>
+      </w:r>
+      <w:proofErr w:type="spellStart"/>
+      <w:r>
+        <w:t>business</w:t>
+      </w:r>
+      <w:proofErr w:type="spellEnd"/>
+      <w:r>
+        <w:t xml:space="preserve">, </w:t>
+      </w:r>
+      <w:proofErr w:type="spellStart"/>
+      <w:r>
+        <w:t>freelancer</w:t>
+      </w:r>
+      <w:proofErr w:type="spellEnd"/>
+      <w:r>
+        <w:t xml:space="preserve">, </w:t>
+      </w:r>
+      <w:proofErr w:type="spellStart"/>
+      <w:r>
+        <w:t>or</w:t>
+      </w:r>
+      <w:proofErr w:type="spellEnd"/>
+      <w:r>
+        <w:t xml:space="preserve"> legal </w:t>
+      </w:r>
+      <w:proofErr w:type="spellStart"/>
+      <w:r>
+        <w:t>entity</w:t>
+      </w:r>
+      <w:proofErr w:type="spellEnd"/>
+      <w:r>
+        <w:t>.</w:t>
+      </w:r>
+    </w:p>
+    <w:p>
+      <w:pPr>
+        <w:numPr>
+          <w:ilvl w:val="0"/>
+          <w:numId w:val="7"/>
+        </w:numPr>
+      </w:pPr>
+      <w:proofErr w:type="spellStart"/>
+      <w:r>
+        <w:rPr>
+          <w:b/>
+          <w:bCs/>
+        </w:rPr>
+        <w:lastRenderedPageBreak/>
+        <w:t>Warranty</w:t>
+      </w:r>
+      <w:proofErr w:type="spellEnd"/>
+      <w:r>
+        <w:rPr>
+          <w:b/>
+          <w:bCs/>
+        </w:rPr>
+        <w:t xml:space="preserve"> &amp; </w:t>
+      </w:r>
+      <w:proofErr w:type="spellStart"/>
+      <w:r>
+        <w:rPr>
+          <w:b/>
+          <w:bCs/>
+        </w:rPr>
+        <w:t>Liability</w:t>
+      </w:r>
+      <w:proofErr w:type="spellEnd"/>
+      <w:r>
+        <w:rPr>
+          <w:b/>
+          <w:bCs/>
+        </w:rPr>
+        <w:t xml:space="preserve">: </w:t>
+      </w:r>
+      <w:r>
+        <w:t xml:space="preserve">Sold </w:t>
+      </w:r>
+      <w:proofErr w:type="spellStart"/>
+      <w:r>
+        <w:t>strictly</w:t>
+      </w:r>
+      <w:proofErr w:type="spellEnd"/>
+      <w:r>
+        <w:t xml:space="preserve"> "</w:t>
+      </w:r>
+      <w:proofErr w:type="spellStart"/>
+      <w:r>
+        <w:t>as-is</w:t>
+      </w:r>
+      <w:proofErr w:type="spellEnd"/>
+      <w:r>
+        <w:t xml:space="preserve">" </w:t>
+      </w:r>
+      <w:proofErr w:type="spellStart"/>
+      <w:r>
+        <w:t>without</w:t>
+      </w:r>
+      <w:proofErr w:type="spellEnd"/>
+      <w:r>
+        <w:t xml:space="preserve"> </w:t>
+      </w:r>
+      <w:proofErr w:type="spellStart"/>
+      <w:r>
+        <w:t>guaranteed</w:t>
+      </w:r>
+      <w:proofErr w:type="spellEnd"/>
+      <w:r>
+        <w:t xml:space="preserve"> </w:t>
+      </w:r>
+      <w:proofErr w:type="spellStart"/>
+      <w:r>
+        <w:t>future</w:t>
+      </w:r>
+      <w:proofErr w:type="spellEnd"/>
+      <w:r>
+        <w:t xml:space="preserve"> API </w:t>
+      </w:r>
+      <w:proofErr w:type="spellStart"/>
+      <w:r>
+        <w:t>updates</w:t>
+      </w:r>
+      <w:proofErr w:type="spellEnd"/>
+      <w:r>
+        <w:t xml:space="preserve">. Implementation and </w:t>
+      </w:r>
+      <w:proofErr w:type="spellStart"/>
+      <w:r>
+        <w:t>use</w:t>
+      </w:r>
+      <w:proofErr w:type="spellEnd"/>
+      <w:r>
+        <w:t xml:space="preserve"> </w:t>
+      </w:r>
+      <w:proofErr w:type="spellStart"/>
+      <w:r>
+        <w:t>are</w:t>
+      </w:r>
+      <w:proofErr w:type="spellEnd"/>
+      <w:r>
+        <w:t xml:space="preserve"> </w:t>
+      </w:r>
+      <w:proofErr w:type="spellStart"/>
+      <w:r>
+        <w:t>entirely</w:t>
+      </w:r>
+      <w:proofErr w:type="spellEnd"/>
+      <w:r>
+        <w:t xml:space="preserve"> at </w:t>
+      </w:r>
+      <w:proofErr w:type="spellStart"/>
+      <w:r>
+        <w:t>your</w:t>
+      </w:r>
+      <w:proofErr w:type="spellEnd"/>
+      <w:r>
+        <w:t xml:space="preserve"> own </w:t>
+      </w:r>
+      <w:proofErr w:type="spellStart"/>
+      <w:r>
+        <w:t>risk</w:t>
+      </w:r>
+      <w:proofErr w:type="spellEnd"/>
+      <w:r>
+        <w:t xml:space="preserve">. The </w:t>
+      </w:r>
+      <w:proofErr w:type="spellStart"/>
+      <w:r>
+        <w:t>author</w:t>
+      </w:r>
+      <w:proofErr w:type="spellEnd"/>
+      <w:r>
+        <w:t xml:space="preserve"> </w:t>
+      </w:r>
+      <w:proofErr w:type="spellStart"/>
+      <w:r>
+        <w:t>assumes</w:t>
+      </w:r>
+      <w:proofErr w:type="spellEnd"/>
+      <w:r>
+        <w:t xml:space="preserve"> </w:t>
+      </w:r>
+      <w:proofErr w:type="spellStart"/>
+      <w:r>
+        <w:t>no</w:t>
+      </w:r>
+      <w:proofErr w:type="spellEnd"/>
+      <w:r>
+        <w:t xml:space="preserve"> </w:t>
+      </w:r>
+      <w:proofErr w:type="spellStart"/>
+      <w:r>
+        <w:t>liability</w:t>
+      </w:r>
+      <w:proofErr w:type="spellEnd"/>
+      <w:r>
+        <w:t xml:space="preserve"> </w:t>
+      </w:r>
+      <w:proofErr w:type="spellStart"/>
+      <w:r>
+        <w:t>for</w:t>
+      </w:r>
+      <w:proofErr w:type="spellEnd"/>
+      <w:r>
+        <w:t xml:space="preserve"> </w:t>
+      </w:r>
+      <w:proofErr w:type="spellStart"/>
+      <w:r>
+        <w:t>data</w:t>
+      </w:r>
+      <w:proofErr w:type="spellEnd"/>
+      <w:r>
+        <w:t xml:space="preserve"> </w:t>
+      </w:r>
+      <w:proofErr w:type="spellStart"/>
+      <w:r>
+        <w:t>loss</w:t>
+      </w:r>
+      <w:proofErr w:type="spellEnd"/>
+      <w:r>
+        <w:t xml:space="preserve">, </w:t>
+      </w:r>
+      <w:proofErr w:type="spellStart"/>
+      <w:r>
+        <w:t>tracking</w:t>
+      </w:r>
+      <w:proofErr w:type="spellEnd"/>
+      <w:r>
+        <w:t xml:space="preserve"> </w:t>
+      </w:r>
+      <w:proofErr w:type="spellStart"/>
+      <w:r>
+        <w:t>disruptions</w:t>
+      </w:r>
+      <w:proofErr w:type="spellEnd"/>
+      <w:r>
+        <w:t xml:space="preserve">, </w:t>
+      </w:r>
+      <w:proofErr w:type="spellStart"/>
+      <w:r>
+        <w:t>or</w:t>
+      </w:r>
+      <w:proofErr w:type="spellEnd"/>
+      <w:r>
+        <w:t xml:space="preserve"> </w:t>
+      </w:r>
+      <w:proofErr w:type="spellStart"/>
+      <w:r>
+        <w:t>financial</w:t>
+      </w:r>
+      <w:proofErr w:type="spellEnd"/>
+      <w:r>
+        <w:t xml:space="preserve"> </w:t>
+      </w:r>
+      <w:proofErr w:type="spellStart"/>
+      <w:r>
+        <w:t>damages</w:t>
+      </w:r>
+      <w:proofErr w:type="spellEnd"/>
+      <w:r>
+        <w:t>.</w:t>
       </w:r>
     </w:p>
     <w:p/>
